--- a/_implementation-notes/evening-series/FotH Evening Session 6 Leader Notes DRAFT v1.docx
+++ b/_implementation-notes/evening-series/FotH Evening Session 6 Leader Notes DRAFT v1.docx
@@ -542,7 +542,7 @@
         <w:ind w:left="216"/>
       </w:pPr>
       <w:r>
-        <w:t>1. Stand; eye contact across the room. 'The place where I want to walk in greater honesty is ___.' One place, specific, real but not graphic.</w:t>
+        <w:t>1. Stand; eye contact across the room. Offer the sample pattern first so nobody has to invent the form: a worked example of the naming and of the blessing back (on the slide). 'The place where I want to walk in greater honesty is ___.' One place, specific, real but not graphic.</w:t>
       </w:r>
     </w:p>
     <w:p>
@@ -871,7 +871,7 @@
         <w:ind w:left="216"/>
       </w:pPr>
       <w:r>
-        <w:t>2. No fixing — just notice; the Spirit does the work. Carried through the quarter break.</w:t>
+        <w:t>2. No fixing — just notice; the Spirit does the work. Carried through the two weeks; the daily morning and evening questions continue.</w:t>
       </w:r>
     </w:p>
     <w:p>
@@ -879,7 +879,7 @@
         <w:ind w:left="216"/>
       </w:pPr>
       <w:r>
-        <w:t>3. Quarterly Pulse (H6.3) goes home today: three questions, five minutes, signed or anonymous — back in the bin at the Week 7 door.</w:t>
+        <w:t>3. (Current-condition walk: no quarter break and no paper Pulse — the three reflection questions ride home as a thinking point, next slide but two.)</w:t>
       </w:r>
     </w:p>
     <w:p>
@@ -1080,7 +1080,7 @@
         <w:ind w:left="216"/>
       </w:pPr>
       <w:r>
-        <w:t>1. After the Examen and the Pulse: 'three questions go home tonight — no paper, no deadline, nothing to prepare.' Frame it as the round the room already knows, grown one size: the leader's questions, asked of all of us.</w:t>
+        <w:t>1. After the Examen: 'three questions ride home tonight — no paper, no deadline, nothing to prepare. Just something to think on.'</w:t>
       </w:r>
     </w:p>
     <w:p>
@@ -1088,7 +1088,7 @@
         <w:ind w:left="216"/>
       </w:pPr>
       <w:r>
-        <w:t>2. Read the three slowly. Then the runway for the quiet ones: 'some of you think best in the quiet — that's why they go home two weeks early.'</w:t>
+        <w:t>2. Read the three slowly. Then the runway for the quiet ones: 'some of you think best in the quiet — that's why they go home two weeks.'</w:t>
       </w:r>
     </w:p>
     <w:p>
@@ -1096,22 +1096,7 @@
         <w:ind w:left="216"/>
       </w:pPr>
       <w:r>
-        <w:rPr>
-          <w:b/>
-          <w:color w:val="595959"/>
-        </w:rPr>
-        <w:t>GUARD:</w:t>
-      </w:r>
-      <w:r>
-        <w:t xml:space="preserve"> the group, never any one person — said warmly, once. An offer, never an assignment; the journal's Week 6 page carries the questions for anyone who wants to write toward them.</w:t>
-      </w:r>
-    </w:p>
-    <w:p>
-      <w:pPr>
-        <w:ind w:left="216"/>
-      </w:pPr>
-      <w:r>
-        <w:t>ADVANCE CUE: after 'first night back, we talk.'</w:t>
+        <w:t>3. Frame it as the round the room already knows, grown one size: the leader's questions, asked of all of us — about the group, never any one person. Next evening, we talk.</w:t>
       </w:r>
     </w:p>
     <w:p>

--- a/_implementation-notes/evening-series/FotH Evening Session 6 Leader Notes DRAFT v1.docx
+++ b/_implementation-notes/evening-series/FotH Evening Session 6 Leader Notes DRAFT v1.docx
@@ -771,7 +771,7 @@
           <w:color w:val="6B8E3F"/>
           <w:sz w:val="18"/>
         </w:rPr>
-        <w:t>S6 · 8:16–8:20 · LEAD: CONTENT PRESENTER</w:t>
+        <w:t>S6 · 8:16–8:20 · LEAD: CONTAINER HOLDER</w:t>
       </w:r>
     </w:p>
     <w:p>

--- a/_implementation-notes/evening-series/FotH Evening Session 6 Leader Notes DRAFT v1.docx
+++ b/_implementation-notes/evening-series/FotH Evening Session 6 Leader Notes DRAFT v1.docx
@@ -719,7 +719,7 @@
         <w:ind w:left="216"/>
       </w:pPr>
       <w:r>
-        <w:t>3. Pace: three minutes per person; a three-family pair runs 2.5 from the start, not discovered at 5:03. Never skip anyone — compress before you cut.</w:t>
+        <w:t>3. Pace: three minutes per person; a three-family pair runs 2.5 from the start, not discovered at 8:00. Never skip anyone — compress before you cut.</w:t>
       </w:r>
     </w:p>
     <w:p>

--- a/_implementation-notes/evening-series/FotH Evening Session 6 Leader Notes DRAFT v1.docx
+++ b/_implementation-notes/evening-series/FotH Evening Session 6 Leader Notes DRAFT v1.docx
@@ -703,7 +703,7 @@
         <w:ind w:left="216"/>
       </w:pPr>
       <w:r>
-        <w:t>1. The Companion opens with ninety seconds of silence, then goes first (3 min) and receives the pre-assigned blessing.</w:t>
+        <w:t>1. Ninety seconds of silence to settle — the silence is part of the practice.</w:t>
       </w:r>
     </w:p>
     <w:p>
@@ -711,7 +711,7 @@
         <w:ind w:left="216"/>
       </w:pPr>
       <w:r>
-        <w:t>2. Parents next, arranged parent opening, within the rails; then the teens at their own depth — pass honored without a flicker. A teen blessing their own parent is one of the best things this night produces.</w:t>
+        <w:t>2. The parent goes first in every pair (3 min), own struggles only, within the rails; then the teens at their own depth — pass honored without a flicker. A teen blessing their own parent is one of the best things this night produces.</w:t>
       </w:r>
     </w:p>
     <w:p>

--- a/_implementation-notes/evening-series/FotH Evening Session 6 Leader Notes DRAFT v1.docx
+++ b/_implementation-notes/evening-series/FotH Evening Session 6 Leader Notes DRAFT v1.docx
@@ -237,7 +237,7 @@
         <w:ind w:left="216"/>
       </w:pPr>
       <w:r>
-        <w:t>2. Shape: open, check-in, 13-minute teaching, YOUR demo, bridge, 33-minute pair practice (Companion, then parents, then teens), merge and shared blessing, Examen plus Quarterly Pulse, feedback, close. Quarter 1 ends today.</w:t>
+        <w:t>2. Shape: open, check-in, 13-minute teaching, YOUR demo, bridge, 33-minute pair practice (Companion, then parents, then teens), merge and shared blessing, Examen plus the three questions carried home, feedback, close. Quarter 1 ends today.</w:t>
       </w:r>
     </w:p>
     <w:p>
@@ -879,7 +879,7 @@
         <w:ind w:left="216"/>
       </w:pPr>
       <w:r>
-        <w:t>3. (Current-condition walk: no quarter break and no paper Pulse — the three reflection questions ride home as a thinking point, next slide but two.)</w:t>
+        <w:t>3. The three reflection questions ride home as a thinking point — next slide but two.</w:t>
       </w:r>
     </w:p>
     <w:p>
@@ -1218,7 +1218,7 @@
         <w:ind w:left="216"/>
       </w:pPr>
       <w:r>
-        <w:t>3. Aaronic blessing. 'Go gently. Today closes the quarter — carry the Examen through the break; bring the Pulse back to the Week 7 door.'</w:t>
+        <w:t>3. Aaronic blessing. 'Go gently. Today closes the quarter — carry the Examen through the two weeks, and bring the three questions with you; next evening, we talk.'</w:t>
       </w:r>
     </w:p>
     <w:p>

--- a/_implementation-notes/evening-series/FotH Evening Session 6 Leader Notes DRAFT v1.docx
+++ b/_implementation-notes/evening-series/FotH Evening Session 6 Leader Notes DRAFT v1.docx
@@ -4,7 +4,7 @@
   <w:body>
     <w:p>
       <w:pPr>
-        <w:spacing w:after="40"/>
+        <w:spacing w:before="0" w:after="40"/>
       </w:pPr>
       <w:r>
         <w:rPr>
@@ -18,22 +18,92 @@
     </w:p>
     <w:p>
       <w:pPr>
-        <w:spacing w:after="160"/>
-      </w:pPr>
+        <w:spacing w:before="0" w:after="80"/>
+      </w:pPr>
+      <w:r>
+        <w:rPr>
+          <w:color w:val="595959"/>
+          <w:sz w:val="18"/>
+        </w:rPr>
+        <w:t>FotH Evening · the speaker notes, in hand — so the leading pair reads the room, not the screen. The big number on each block is the number in the corner of the screen; the colour is whose block it is. Built from the deck's own notes, so the two always agree.</w:t>
+      </w:r>
+    </w:p>
+    <w:p>
+      <w:pPr>
+        <w:spacing w:before="0" w:after="200"/>
+      </w:pPr>
+      <w:r>
+        <w:rPr>
+          <w:b/>
+          <w:color w:val="1F4E79"/>
+          <w:sz w:val="18"/>
+          <w:shd w:val="clear" w:color="auto" w:fill="DEEAF6"/>
+        </w:rPr>
+        <w:t xml:space="preserve"> ▌ CONTAINER HOLDER </w:t>
+      </w:r>
+      <w:r>
+        <w:rPr>
+          <w:sz w:val="18"/>
+        </w:rPr>
+        <w:t xml:space="preserve">   </w:t>
+      </w:r>
+      <w:r>
+        <w:rPr>
+          <w:b/>
+          <w:color w:val="B45309"/>
+          <w:sz w:val="18"/>
+          <w:shd w:val="clear" w:color="auto" w:fill="FCE9D6"/>
+        </w:rPr>
+        <w:t xml:space="preserve"> ‖ CONTENT PRESENTER </w:t>
+      </w:r>
+      <w:r>
+        <w:rPr>
+          <w:sz w:val="18"/>
+        </w:rPr>
+        <w:t xml:space="preserve">   </w:t>
+      </w:r>
+      <w:r>
+        <w:rPr>
+          <w:b/>
+          <w:color w:val="6B3FA0"/>
+          <w:sz w:val="18"/>
+          <w:shd w:val="clear" w:color="auto" w:fill="ECE3F5"/>
+        </w:rPr>
+        <w:t xml:space="preserve"> ▐ BOTH LEADERS </w:t>
+      </w:r>
+      <w:r>
+        <w:rPr>
+          <w:sz w:val="18"/>
+        </w:rPr>
+        <w:t xml:space="preserve">   </w:t>
+      </w:r>
       <w:r>
         <w:rPr>
           <w:i/>
-          <w:color w:val="595959"/>
-          <w:sz w:val="18"/>
+          <w:color w:val="7F7F7F"/>
+          <w:sz w:val="16"/>
         </w:rPr>
-        <w:t>FotH Evening · the speaker notes, in hand — so the leading pair reads the room, not the screen. Same content as the deck notes; the slides carry the room, these notes carry you. Practice the session together beforehand.</w:t>
+        <w:t>Bar styles differ too, so the roles still read in black and white.</w:t>
       </w:r>
     </w:p>
     <w:p>
       <w:pPr>
         <w:keepNext/>
-        <w:spacing w:before="160" w:after="20"/>
-      </w:pPr>
+        <w:pBdr>
+          <w:left w:val="dotted" w:sz="24" w:space="8" w:color="8C8C8C"/>
+        </w:pBdr>
+        <w:shd w:val="clear" w:color="auto" w:fill="F0F0F0"/>
+        <w:spacing w:before="160" w:after="40"/>
+      </w:pPr>
+      <w:r>
+        <w:rPr>
+          <w:rFonts w:ascii="Cambria" w:hAnsi="Cambria"/>
+          <w:b/>
+          <w:color w:val="8C8C8C"/>
+          <w:sz w:val="24"/>
+        </w:rPr>
+        <w:t>Title</w:t>
+      </w:r>
       <w:r>
         <w:rPr>
           <w:rFonts w:ascii="Cambria" w:hAnsi="Cambria"/>
@@ -41,13 +111,32 @@
           <w:color w:val="2C5F2D"/>
           <w:sz w:val="24"/>
         </w:rPr>
-        <w:t>Slide 1 — Fellowship of the Heart</w:t>
+        <w:t xml:space="preserve">   Fellowship of the Heart</w:t>
+      </w:r>
+      <w:r>
+        <w:rPr>
+          <w:b/>
+          <w:color w:val="8C8C8C"/>
+          <w:sz w:val="17"/>
+        </w:rPr>
+        <w:t xml:space="preserve">    ON SCREEN</w:t>
+      </w:r>
+      <w:r>
+        <w:rPr>
+          <w:b w:val="0"/>
+          <w:color w:val="7F7F7F"/>
+          <w:sz w:val="16"/>
+        </w:rPr>
+        <w:t xml:space="preserve">   · slide 1 of 19</w:t>
       </w:r>
     </w:p>
     <w:p>
       <w:pPr>
         <w:keepNext/>
-        <w:spacing w:after="40"/>
+        <w:pBdr>
+          <w:left w:val="dotted" w:sz="24" w:space="8" w:color="8C8C8C"/>
+        </w:pBdr>
+        <w:spacing w:before="0" w:after="60"/>
       </w:pPr>
       <w:r>
         <w:rPr>
@@ -60,7 +149,10 @@
     </w:p>
     <w:p>
       <w:pPr>
-        <w:ind w:left="216"/>
+        <w:pBdr>
+          <w:left w:val="dotted" w:sz="24" w:space="8" w:color="8C8C8C"/>
+        </w:pBdr>
+        <w:spacing w:before="0" w:after="60"/>
       </w:pPr>
       <w:r>
         <w:t>On screen as the room assembles on night one. All Scripture ESV; the plans carry the scripts; these slides carry the room — and these notes carry you.</w:t>
@@ -69,8 +161,21 @@
     <w:p>
       <w:pPr>
         <w:keepNext/>
-        <w:spacing w:before="160" w:after="20"/>
-      </w:pPr>
+        <w:pBdr>
+          <w:left w:val="dotted" w:sz="24" w:space="8" w:color="8C8C8C"/>
+        </w:pBdr>
+        <w:shd w:val="clear" w:color="auto" w:fill="F0F0F0"/>
+        <w:spacing w:before="160" w:after="40"/>
+      </w:pPr>
+      <w:r>
+        <w:rPr>
+          <w:rFonts w:ascii="Cambria" w:hAnsi="Cambria"/>
+          <w:b/>
+          <w:color w:val="8C8C8C"/>
+          <w:sz w:val="30"/>
+        </w:rPr>
+        <w:t>81</w:t>
+      </w:r>
       <w:r>
         <w:rPr>
           <w:rFonts w:ascii="Cambria" w:hAnsi="Cambria"/>
@@ -78,13 +183,32 @@
           <w:color w:val="2C5F2D"/>
           <w:sz w:val="24"/>
         </w:rPr>
-        <w:t>Slide 2 — SESSION 6</w:t>
+        <w:t xml:space="preserve">   SESSION 6</w:t>
+      </w:r>
+      <w:r>
+        <w:rPr>
+          <w:b/>
+          <w:color w:val="8C8C8C"/>
+          <w:sz w:val="17"/>
+        </w:rPr>
+        <w:t xml:space="preserve">    ON SCREEN</w:t>
+      </w:r>
+      <w:r>
+        <w:rPr>
+          <w:b w:val="0"/>
+          <w:color w:val="7F7F7F"/>
+          <w:sz w:val="16"/>
+        </w:rPr>
+        <w:t xml:space="preserve">   · slide 2 of 19</w:t>
       </w:r>
     </w:p>
     <w:p>
       <w:pPr>
         <w:keepNext/>
-        <w:spacing w:after="40"/>
+        <w:pBdr>
+          <w:left w:val="dotted" w:sz="24" w:space="8" w:color="8C8C8C"/>
+        </w:pBdr>
+        <w:spacing w:before="0" w:after="60"/>
       </w:pPr>
       <w:r>
         <w:rPr>
@@ -97,7 +221,10 @@
     </w:p>
     <w:p>
       <w:pPr>
-        <w:ind w:left="216"/>
+        <w:pBdr>
+          <w:left w:val="dotted" w:sz="24" w:space="8" w:color="8C8C8C"/>
+        </w:pBdr>
+        <w:spacing w:before="0" w:after="60"/>
       </w:pPr>
       <w:r>
         <w:t>On screen through dinner and as the circle forms. Greet at the door — the slide holds the room.</w:t>
@@ -106,8 +233,21 @@
     <w:p>
       <w:pPr>
         <w:keepNext/>
-        <w:spacing w:before="160" w:after="20"/>
-      </w:pPr>
+        <w:pBdr>
+          <w:left w:val="single" w:sz="24" w:space="8" w:color="1F4E79"/>
+        </w:pBdr>
+        <w:shd w:val="clear" w:color="auto" w:fill="DEEAF6"/>
+        <w:spacing w:before="160" w:after="40"/>
+      </w:pPr>
+      <w:r>
+        <w:rPr>
+          <w:rFonts w:ascii="Cambria" w:hAnsi="Cambria"/>
+          <w:b/>
+          <w:color w:val="1F4E79"/>
+          <w:sz w:val="30"/>
+        </w:rPr>
+        <w:t>82</w:t>
+      </w:r>
       <w:r>
         <w:rPr>
           <w:rFonts w:ascii="Cambria" w:hAnsi="Cambria"/>
@@ -115,13 +255,32 @@
           <w:color w:val="2C5F2D"/>
           <w:sz w:val="24"/>
         </w:rPr>
-        <w:t>Slide 3 — Where We Are — the Four Connects</w:t>
+        <w:t xml:space="preserve">   Where We Are — the Four Connects</w:t>
+      </w:r>
+      <w:r>
+        <w:rPr>
+          <w:b/>
+          <w:color w:val="1F4E79"/>
+          <w:sz w:val="17"/>
+        </w:rPr>
+        <w:t xml:space="preserve">    CONTAINER HOLDER</w:t>
+      </w:r>
+      <w:r>
+        <w:rPr>
+          <w:b w:val="0"/>
+          <w:color w:val="7F7F7F"/>
+          <w:sz w:val="16"/>
+        </w:rPr>
+        <w:t xml:space="preserve">   · slide 3 of 19</w:t>
       </w:r>
     </w:p>
     <w:p>
       <w:pPr>
         <w:keepNext/>
-        <w:spacing w:after="40"/>
+        <w:pBdr>
+          <w:left w:val="single" w:sz="24" w:space="8" w:color="1F4E79"/>
+        </w:pBdr>
+        <w:spacing w:before="0" w:after="60"/>
       </w:pPr>
       <w:r>
         <w:rPr>
@@ -129,12 +288,31 @@
           <w:color w:val="6B8E3F"/>
           <w:sz w:val="18"/>
         </w:rPr>
-        <w:t>S6 · WELCOME · LEAD: CONTAINER HOLDER · GROUNDING — every session opens on this map</w:t>
+        <w:t xml:space="preserve">S6 · WELCOME · </w:t>
+      </w:r>
+      <w:r>
+        <w:rPr>
+          <w:b/>
+          <w:color w:val="1F4E79"/>
+          <w:sz w:val="18"/>
+        </w:rPr>
+        <w:t>LEAD: CONTAINER HOLDER</w:t>
+      </w:r>
+      <w:r>
+        <w:rPr>
+          <w:b/>
+          <w:color w:val="6B8E3F"/>
+          <w:sz w:val="18"/>
+        </w:rPr>
+        <w:t xml:space="preserve"> · GROUNDING — every session opens on this map</w:t>
       </w:r>
     </w:p>
     <w:p>
       <w:pPr>
-        <w:ind w:left="216"/>
+        <w:pBdr>
+          <w:left w:val="single" w:sz="24" w:space="8" w:color="1F4E79"/>
+        </w:pBdr>
+        <w:spacing w:before="0" w:after="20"/>
       </w:pPr>
       <w:r>
         <w:rPr>
@@ -146,7 +324,10 @@
     </w:p>
     <w:p>
       <w:pPr>
-        <w:ind w:left="216"/>
+        <w:pBdr>
+          <w:left w:val="single" w:sz="24" w:space="8" w:color="1F4E79"/>
+        </w:pBdr>
+        <w:spacing w:before="0" w:after="60"/>
       </w:pPr>
       <w:r>
         <w:t>1. Locate tonight on the map, plainly: Session 6 stands deeper in the second box — Connect with Others. Each connection makes the next one real (Matt. 22:37–40).</w:t>
@@ -154,7 +335,10 @@
     </w:p>
     <w:p>
       <w:pPr>
-        <w:ind w:left="216"/>
+        <w:pBdr>
+          <w:left w:val="single" w:sz="24" w:space="8" w:color="1F4E79"/>
+        </w:pBdr>
+        <w:spacing w:before="0" w:after="60"/>
       </w:pPr>
       <w:r>
         <w:t>2. The four boxes are one journey — each connection makes the next one real — rooted in the two great commandments: love God, love neighbor (Matt 22:37–40).</w:t>
@@ -162,7 +346,10 @@
     </w:p>
     <w:p>
       <w:pPr>
-        <w:ind w:left="216"/>
+        <w:pBdr>
+          <w:left w:val="single" w:sz="24" w:space="8" w:color="1F4E79"/>
+        </w:pBdr>
+        <w:spacing w:before="0" w:after="60"/>
       </w:pPr>
       <w:r>
         <w:t>3. This is also the 'where we are on the map' minute the welcome owes any newcomer.</w:t>
@@ -170,24 +357,40 @@
     </w:p>
     <w:p>
       <w:pPr>
-        <w:ind w:left="216"/>
+        <w:pBdr>
+          <w:left w:val="single" w:sz="24" w:space="8" w:color="1F4E79"/>
+        </w:pBdr>
+        <w:spacing w:before="0" w:after="60"/>
       </w:pPr>
       <w:r>
         <w:rPr>
           <w:b/>
           <w:color w:val="595959"/>
         </w:rPr>
-        <w:t>CUES:</w:t>
+        <w:t xml:space="preserve">CUES: </w:t>
       </w:r>
       <w:r>
-        <w:t xml:space="preserve"> Two minutes at most; then tonight's road.</w:t>
+        <w:t>Two minutes at most; then tonight's road.</w:t>
       </w:r>
     </w:p>
     <w:p>
       <w:pPr>
         <w:keepNext/>
-        <w:spacing w:before="160" w:after="20"/>
-      </w:pPr>
+        <w:pBdr>
+          <w:left w:val="thickThinSmallGap" w:sz="24" w:space="8" w:color="6B3FA0"/>
+        </w:pBdr>
+        <w:shd w:val="clear" w:color="auto" w:fill="ECE3F5"/>
+        <w:spacing w:before="160" w:after="40"/>
+      </w:pPr>
+      <w:r>
+        <w:rPr>
+          <w:rFonts w:ascii="Cambria" w:hAnsi="Cambria"/>
+          <w:b/>
+          <w:color w:val="6B3FA0"/>
+          <w:sz w:val="30"/>
+        </w:rPr>
+        <w:t>83</w:t>
+      </w:r>
       <w:r>
         <w:rPr>
           <w:rFonts w:ascii="Cambria" w:hAnsi="Cambria"/>
@@ -195,13 +398,32 @@
           <w:color w:val="2C5F2D"/>
           <w:sz w:val="24"/>
         </w:rPr>
-        <w:t>Slide 4 — Session 6 — Tonight’s Road</w:t>
+        <w:t xml:space="preserve">   Session 6 — Tonight’s Road</w:t>
+      </w:r>
+      <w:r>
+        <w:rPr>
+          <w:b/>
+          <w:color w:val="6B3FA0"/>
+          <w:sz w:val="17"/>
+        </w:rPr>
+        <w:t xml:space="preserve">    BOTH LEADERS</w:t>
+      </w:r>
+      <w:r>
+        <w:rPr>
+          <w:b w:val="0"/>
+          <w:color w:val="7F7F7F"/>
+          <w:sz w:val="16"/>
+        </w:rPr>
+        <w:t xml:space="preserve">   · slide 4 of 19</w:t>
       </w:r>
     </w:p>
     <w:p>
       <w:pPr>
         <w:keepNext/>
-        <w:spacing w:after="40"/>
+        <w:pBdr>
+          <w:left w:val="thickThinSmallGap" w:sz="24" w:space="8" w:color="6B3FA0"/>
+        </w:pBdr>
+        <w:spacing w:before="0" w:after="60"/>
       </w:pPr>
       <w:r>
         <w:rPr>
@@ -209,12 +431,30 @@
           <w:color w:val="6B8E3F"/>
           <w:sz w:val="18"/>
         </w:rPr>
-        <w:t>S6 · 7:00–8:30 · LEAD: BOTH LEADERS</w:t>
+        <w:t xml:space="preserve">S6 · 7:00–8:30 · </w:t>
+      </w:r>
+      <w:r>
+        <w:rPr>
+          <w:b/>
+          <w:color w:val="6B3FA0"/>
+          <w:sz w:val="18"/>
+        </w:rPr>
+        <w:t>LEAD: BOTH LEADERS</w:t>
+      </w:r>
+      <w:r>
+        <w:rPr>
+          <w:b/>
+          <w:color w:val="6B8E3F"/>
+          <w:sz w:val="18"/>
+        </w:rPr>
       </w:r>
     </w:p>
     <w:p>
       <w:pPr>
-        <w:ind w:left="216"/>
+        <w:pBdr>
+          <w:left w:val="thickThinSmallGap" w:sz="24" w:space="8" w:color="6B3FA0"/>
+        </w:pBdr>
+        <w:spacing w:before="0" w:after="20"/>
       </w:pPr>
       <w:r>
         <w:rPr>
@@ -226,7 +466,10 @@
     </w:p>
     <w:p>
       <w:pPr>
-        <w:ind w:left="216"/>
+        <w:pBdr>
+          <w:left w:val="thickThinSmallGap" w:sz="24" w:space="8" w:color="6B3FA0"/>
+        </w:pBdr>
+        <w:spacing w:before="0" w:after="60"/>
       </w:pPr>
       <w:r>
         <w:t>1. Confession-and-restoration night — second-highest-risk after Weeks 3–4. Section 6 re-read beforehand; backup on call 6:30–11:00; tissues in every space.</w:t>
@@ -234,15 +477,21 @@
     </w:p>
     <w:p>
       <w:pPr>
-        <w:ind w:left="216"/>
+        <w:pBdr>
+          <w:left w:val="thickThinSmallGap" w:sz="24" w:space="8" w:color="6B3FA0"/>
+        </w:pBdr>
+        <w:spacing w:before="0" w:after="60"/>
       </w:pPr>
       <w:r>
-        <w:t>2. Shape: open, check-in, 13-minute teaching, YOUR demo, bridge, 33-minute pair practice (Companion, then parents, then teens), merge and shared blessing, Examen plus the three questions carried home, feedback, close. Quarter 1 ends today.</w:t>
+        <w:t>2. Shape: open, check-in, twelve minutes of teaching (the architecture, then the place, the pattern, the pull), YOUR demo, bridge, 33-minute practice in small groups — by gender by default, pairs or one circle by your judgement (Companion, then parents, then teens), merge and shared blessing, Examen plus the three questions carried home, feedback, close. Quarter 1 ends today.</w:t>
       </w:r>
     </w:p>
     <w:p>
       <w:pPr>
-        <w:ind w:left="216"/>
+        <w:pBdr>
+          <w:left w:val="thickThinSmallGap" w:sz="24" w:space="8" w:color="6B3FA0"/>
+        </w:pBdr>
+        <w:spacing w:before="0" w:after="60"/>
       </w:pPr>
       <w:r>
         <w:t>3. Every parent was pre-briefed this week: own struggles, yes; the marriage's raw material, no; anything about the teen, never without asking the teen privately first.</w:t>
@@ -250,24 +499,40 @@
     </w:p>
     <w:p>
       <w:pPr>
-        <w:ind w:left="216"/>
+        <w:pBdr>
+          <w:left w:val="thickThinSmallGap" w:sz="24" w:space="8" w:color="6B3FA0"/>
+        </w:pBdr>
+        <w:spacing w:before="0" w:after="60"/>
       </w:pPr>
       <w:r>
         <w:rPr>
           <w:b/>
           <w:color w:val="595959"/>
         </w:rPr>
-        <w:t>GUARD:</w:t>
+        <w:t xml:space="preserve">GUARD: </w:t>
       </w:r>
       <w:r>
-        <w:t xml:space="preserve"> Frame it three times before the split: not specific sins — the place, the pattern, the pull.</w:t>
+        <w:t>Frame it three times before the split: not specific sins — the place, the pattern, the pull.</w:t>
       </w:r>
     </w:p>
     <w:p>
       <w:pPr>
         <w:keepNext/>
-        <w:spacing w:before="160" w:after="20"/>
-      </w:pPr>
+        <w:pBdr>
+          <w:left w:val="single" w:sz="24" w:space="8" w:color="1F4E79"/>
+        </w:pBdr>
+        <w:shd w:val="clear" w:color="auto" w:fill="DEEAF6"/>
+        <w:spacing w:before="160" w:after="40"/>
+      </w:pPr>
+      <w:r>
+        <w:rPr>
+          <w:rFonts w:ascii="Cambria" w:hAnsi="Cambria"/>
+          <w:b/>
+          <w:color w:val="1F4E79"/>
+          <w:sz w:val="30"/>
+        </w:rPr>
+        <w:t>84</w:t>
+      </w:r>
       <w:r>
         <w:rPr>
           <w:rFonts w:ascii="Cambria" w:hAnsi="Cambria"/>
@@ -275,13 +540,32 @@
           <w:color w:val="2C5F2D"/>
           <w:sz w:val="24"/>
         </w:rPr>
-        <w:t>Slide 5 — Opening Container — the Eight Steps</w:t>
+        <w:t xml:space="preserve">   Opening Container — the Eight Steps</w:t>
+      </w:r>
+      <w:r>
+        <w:rPr>
+          <w:b/>
+          <w:color w:val="1F4E79"/>
+          <w:sz w:val="17"/>
+        </w:rPr>
+        <w:t xml:space="preserve">    CONTAINER HOLDER</w:t>
+      </w:r>
+      <w:r>
+        <w:rPr>
+          <w:b w:val="0"/>
+          <w:color w:val="7F7F7F"/>
+          <w:sz w:val="16"/>
+        </w:rPr>
+        <w:t xml:space="preserve">   · slide 5 of 19</w:t>
       </w:r>
     </w:p>
     <w:p>
       <w:pPr>
         <w:keepNext/>
-        <w:spacing w:after="40"/>
+        <w:pBdr>
+          <w:left w:val="single" w:sz="24" w:space="8" w:color="1F4E79"/>
+        </w:pBdr>
+        <w:spacing w:before="0" w:after="60"/>
       </w:pPr>
       <w:r>
         <w:rPr>
@@ -289,12 +573,30 @@
           <w:color w:val="6B8E3F"/>
           <w:sz w:val="18"/>
         </w:rPr>
-        <w:t>S6 · 7:00–7:08 · LEAD: CONTAINER HOLDER</w:t>
+        <w:t xml:space="preserve">S6 · 7:00–7:08 · </w:t>
+      </w:r>
+      <w:r>
+        <w:rPr>
+          <w:b/>
+          <w:color w:val="1F4E79"/>
+          <w:sz w:val="18"/>
+        </w:rPr>
+        <w:t>LEAD: CONTAINER HOLDER</w:t>
+      </w:r>
+      <w:r>
+        <w:rPr>
+          <w:b/>
+          <w:color w:val="6B8E3F"/>
+          <w:sz w:val="18"/>
+        </w:rPr>
       </w:r>
     </w:p>
     <w:p>
       <w:pPr>
-        <w:ind w:left="216"/>
+        <w:pBdr>
+          <w:left w:val="single" w:sz="24" w:space="8" w:color="1F4E79"/>
+        </w:pBdr>
+        <w:spacing w:before="0" w:after="20"/>
       </w:pPr>
       <w:r>
         <w:rPr>
@@ -306,7 +608,10 @@
     </w:p>
     <w:p>
       <w:pPr>
-        <w:ind w:left="216"/>
+        <w:pBdr>
+          <w:left w:val="single" w:sz="24" w:space="8" w:color="1F4E79"/>
+        </w:pBdr>
+        <w:spacing w:before="0" w:after="60"/>
       </w:pPr>
       <w:r>
         <w:t>1. Blessing; container reminder; nothing is required.</w:t>
@@ -314,7 +619,10 @@
     </w:p>
     <w:p>
       <w:pPr>
-        <w:ind w:left="216"/>
+        <w:pBdr>
+          <w:left w:val="single" w:sz="24" w:space="8" w:color="1F4E79"/>
+        </w:pBdr>
+        <w:spacing w:before="0" w:after="60"/>
       </w:pPr>
       <w:r>
         <w:t>2. Say what today is NOT: we will not confess specific sins to each other in detail — scripture does not ask it, and neither do we.</w:t>
@@ -322,7 +630,10 @@
     </w:p>
     <w:p>
       <w:pPr>
-        <w:ind w:left="216"/>
+        <w:pBdr>
+          <w:left w:val="single" w:sz="24" w:space="8" w:color="1F4E79"/>
+        </w:pBdr>
+        <w:spacing w:before="0" w:after="60"/>
       </w:pPr>
       <w:r>
         <w:t>3. Say what it IS: each of us names one place where we want to walk in greater honesty; the circle speaks a blessing of restoration; about three minutes per person; parents first, on purpose.</w:t>
@@ -330,7 +641,10 @@
     </w:p>
     <w:p>
       <w:pPr>
-        <w:ind w:left="216"/>
+        <w:pBdr>
+          <w:left w:val="single" w:sz="24" w:space="8" w:color="1F4E79"/>
+        </w:pBdr>
+        <w:spacing w:before="0" w:after="60"/>
       </w:pPr>
       <w:r>
         <w:t>4. 'Teens, you choose your depth, and the pass is always real. The Spirit does the work; we hold the space.'</w:t>
@@ -338,24 +652,40 @@
     </w:p>
     <w:p>
       <w:pPr>
-        <w:ind w:left="216"/>
+        <w:pBdr>
+          <w:left w:val="single" w:sz="24" w:space="8" w:color="1F4E79"/>
+        </w:pBdr>
+        <w:spacing w:before="0" w:after="60"/>
       </w:pPr>
       <w:r>
         <w:rPr>
           <w:b/>
           <w:color w:val="595959"/>
         </w:rPr>
-        <w:t>PAIR LEAD:</w:t>
+        <w:t xml:space="preserve">PAIR LEAD: </w:t>
       </w:r>
       <w:r>
-        <w:t xml:space="preserve"> name the leading pair in the welcome — two leaders hold tonight, and the room will see the evening handed back and forth between them; that is the design. The pair practices the session together beforehand.</w:t>
+        <w:t>name the leading pair in the welcome — two leaders hold tonight, and the room will see the evening handed back and forth between them; that is the design. The pair practices the session together beforehand.</w:t>
       </w:r>
     </w:p>
     <w:p>
       <w:pPr>
         <w:keepNext/>
-        <w:spacing w:before="160" w:after="20"/>
-      </w:pPr>
+        <w:pBdr>
+          <w:left w:val="single" w:sz="24" w:space="8" w:color="1F4E79"/>
+        </w:pBdr>
+        <w:shd w:val="clear" w:color="auto" w:fill="DEEAF6"/>
+        <w:spacing w:before="160" w:after="40"/>
+      </w:pPr>
+      <w:r>
+        <w:rPr>
+          <w:rFonts w:ascii="Cambria" w:hAnsi="Cambria"/>
+          <w:b/>
+          <w:color w:val="1F4E79"/>
+          <w:sz w:val="30"/>
+        </w:rPr>
+        <w:t>85</w:t>
+      </w:r>
       <w:r>
         <w:rPr>
           <w:rFonts w:ascii="Cambria" w:hAnsi="Cambria"/>
@@ -363,13 +693,32 @@
           <w:color w:val="2C5F2D"/>
           <w:sz w:val="24"/>
         </w:rPr>
-        <w:t>Slide 6 — Week 5 Check-In</w:t>
+        <w:t xml:space="preserve">   Week 5 Check-In</w:t>
+      </w:r>
+      <w:r>
+        <w:rPr>
+          <w:b/>
+          <w:color w:val="1F4E79"/>
+          <w:sz w:val="17"/>
+        </w:rPr>
+        <w:t xml:space="preserve">    CONTAINER HOLDER</w:t>
+      </w:r>
+      <w:r>
+        <w:rPr>
+          <w:b w:val="0"/>
+          <w:color w:val="7F7F7F"/>
+          <w:sz w:val="16"/>
+        </w:rPr>
+        <w:t xml:space="preserve">   · slide 6 of 19</w:t>
       </w:r>
     </w:p>
     <w:p>
       <w:pPr>
         <w:keepNext/>
-        <w:spacing w:after="40"/>
+        <w:pBdr>
+          <w:left w:val="single" w:sz="24" w:space="8" w:color="1F4E79"/>
+        </w:pBdr>
+        <w:spacing w:before="0" w:after="60"/>
       </w:pPr>
       <w:r>
         <w:rPr>
@@ -377,12 +726,30 @@
           <w:color w:val="6B8E3F"/>
           <w:sz w:val="18"/>
         </w:rPr>
-        <w:t>S6 · 7:08–7:25 · LEAD: CONTAINER HOLDER</w:t>
+        <w:t xml:space="preserve">S6 · 7:08–7:25 · </w:t>
+      </w:r>
+      <w:r>
+        <w:rPr>
+          <w:b/>
+          <w:color w:val="1F4E79"/>
+          <w:sz w:val="18"/>
+        </w:rPr>
+        <w:t>LEAD: CONTAINER HOLDER</w:t>
+      </w:r>
+      <w:r>
+        <w:rPr>
+          <w:b/>
+          <w:color w:val="6B8E3F"/>
+          <w:sz w:val="18"/>
+        </w:rPr>
       </w:r>
     </w:p>
     <w:p>
       <w:pPr>
-        <w:ind w:left="216"/>
+        <w:pBdr>
+          <w:left w:val="single" w:sz="24" w:space="8" w:color="1F4E79"/>
+        </w:pBdr>
+        <w:spacing w:before="0" w:after="20"/>
       </w:pPr>
       <w:r>
         <w:rPr>
@@ -394,7 +761,10 @@
     </w:p>
     <w:p>
       <w:pPr>
-        <w:ind w:left="216"/>
+        <w:pBdr>
+          <w:left w:val="single" w:sz="24" w:space="8" w:color="1F4E79"/>
+        </w:pBdr>
+        <w:spacing w:before="0" w:after="60"/>
       </w:pPr>
       <w:r>
         <w:t>1. Ninety seconds: one sentence on how the one-friendship, one-condition practice landed; the arranged parent starts.</w:t>
@@ -402,7 +772,10 @@
     </w:p>
     <w:p>
       <w:pPr>
-        <w:ind w:left="216"/>
+        <w:pBdr>
+          <w:left w:val="single" w:sz="24" w:space="8" w:color="1F4E79"/>
+        </w:pBdr>
+        <w:spacing w:before="0" w:after="60"/>
       </w:pPr>
       <w:r>
         <w:t>2. Take 2–3 voluntary contributions. Do not ask for more; move on.</w:t>
@@ -411,8 +784,21 @@
     <w:p>
       <w:pPr>
         <w:keepNext/>
-        <w:spacing w:before="160" w:after="20"/>
-      </w:pPr>
+        <w:pBdr>
+          <w:left w:val="double" w:sz="12" w:space="8" w:color="B45309"/>
+        </w:pBdr>
+        <w:shd w:val="clear" w:color="auto" w:fill="FCE9D6"/>
+        <w:spacing w:before="160" w:after="40"/>
+      </w:pPr>
+      <w:r>
+        <w:rPr>
+          <w:rFonts w:ascii="Cambria" w:hAnsi="Cambria"/>
+          <w:b/>
+          <w:color w:val="B45309"/>
+          <w:sz w:val="30"/>
+        </w:rPr>
+        <w:t>86</w:t>
+      </w:r>
       <w:r>
         <w:rPr>
           <w:rFonts w:ascii="Cambria" w:hAnsi="Cambria"/>
@@ -420,13 +806,32 @@
           <w:color w:val="2C5F2D"/>
           <w:sz w:val="24"/>
         </w:rPr>
-        <w:t>Slide 7 — Confession as Architecture</w:t>
+        <w:t xml:space="preserve">   Confession as Architecture</w:t>
+      </w:r>
+      <w:r>
+        <w:rPr>
+          <w:b/>
+          <w:color w:val="B45309"/>
+          <w:sz w:val="17"/>
+        </w:rPr>
+        <w:t xml:space="preserve">    CONTENT PRESENTER</w:t>
+      </w:r>
+      <w:r>
+        <w:rPr>
+          <w:b w:val="0"/>
+          <w:color w:val="7F7F7F"/>
+          <w:sz w:val="16"/>
+        </w:rPr>
+        <w:t xml:space="preserve">   · slide 7 of 19</w:t>
       </w:r>
     </w:p>
     <w:p>
       <w:pPr>
         <w:keepNext/>
-        <w:spacing w:after="40"/>
+        <w:pBdr>
+          <w:left w:val="double" w:sz="12" w:space="8" w:color="B45309"/>
+        </w:pBdr>
+        <w:spacing w:before="0" w:after="60"/>
       </w:pPr>
       <w:r>
         <w:rPr>
@@ -434,12 +839,30 @@
           <w:color w:val="6B8E3F"/>
           <w:sz w:val="18"/>
         </w:rPr>
-        <w:t>S6 · 7:25–7:33 · LEAD: CONTENT PRESENTER</w:t>
+        <w:t xml:space="preserve">S6 · 7:25–7:31 · </w:t>
+      </w:r>
+      <w:r>
+        <w:rPr>
+          <w:b/>
+          <w:color w:val="B45309"/>
+          <w:sz w:val="18"/>
+        </w:rPr>
+        <w:t>LEAD: CONTENT PRESENTER</w:t>
+      </w:r>
+      <w:r>
+        <w:rPr>
+          <w:b/>
+          <w:color w:val="6B8E3F"/>
+          <w:sz w:val="18"/>
+        </w:rPr>
       </w:r>
     </w:p>
     <w:p>
       <w:pPr>
-        <w:ind w:left="216"/>
+        <w:pBdr>
+          <w:left w:val="double" w:sz="12" w:space="8" w:color="B45309"/>
+        </w:pBdr>
+        <w:spacing w:before="0" w:after="20"/>
       </w:pPr>
       <w:r>
         <w:rPr>
@@ -451,7 +874,10 @@
     </w:p>
     <w:p>
       <w:pPr>
-        <w:ind w:left="216"/>
+        <w:pBdr>
+          <w:left w:val="double" w:sz="12" w:space="8" w:color="B45309"/>
+        </w:pBdr>
+        <w:spacing w:before="0" w:after="60"/>
       </w:pPr>
       <w:r>
         <w:t>1. Read James 5:16 and 1 John 1:9 aloud, slowly, from the physical Bible.</w:t>
@@ -459,7 +885,10 @@
     </w:p>
     <w:p>
       <w:pPr>
-        <w:ind w:left="216"/>
+        <w:pBdr>
+          <w:left w:val="double" w:sz="12" w:space="8" w:color="B45309"/>
+        </w:pBdr>
+        <w:spacing w:before="0" w:after="60"/>
       </w:pPr>
       <w:r>
         <w:t>2. Two angles: 1 John is vertical, with full assurance — the cross secured it (1 John 1:7); James is horizontal, in community, for healing. Most Christians never enter James 5:16; today we do, carefully and at age.</w:t>
@@ -467,40 +896,51 @@
     </w:p>
     <w:p>
       <w:pPr>
-        <w:ind w:left="216"/>
+        <w:pBdr>
+          <w:left w:val="double" w:sz="12" w:space="8" w:color="B45309"/>
+        </w:pBdr>
+        <w:spacing w:before="0" w:after="60"/>
       </w:pPr>
       <w:r>
-        <w:t>3. Give the examples of a 'place': the fear-over-trust pattern, the way I treat my brother, the performed faith, the resentment I keep feeding.</w:t>
+        <w:t>3. Say the parents-first rationale plainly: the older generation owes the younger the demonstration — a teen should never be asked to be braver than their parents were three minutes earlier.</w:t>
       </w:r>
     </w:p>
     <w:p>
       <w:pPr>
-        <w:ind w:left="216"/>
-      </w:pPr>
-      <w:r>
-        <w:t>4. Say the parents-first rationale plainly: the older generation owes the younger the demonstration — a teen should never be asked to be braver than their parents were three minutes earlier.</w:t>
-      </w:r>
-    </w:p>
-    <w:p>
-      <w:pPr>
-        <w:ind w:left="216"/>
+        <w:pBdr>
+          <w:left w:val="double" w:sz="12" w:space="8" w:color="B45309"/>
+        </w:pBdr>
+        <w:spacing w:before="0" w:after="60"/>
       </w:pPr>
       <w:r>
         <w:rPr>
           <w:b/>
           <w:color w:val="595959"/>
         </w:rPr>
-        <w:t>GUARD:</w:t>
+        <w:t xml:space="preserve">GUARD: </w:t>
       </w:r>
       <w:r>
-        <w:t xml:space="preserve"> Not Catholic-sacramental confession — a Protestant small group doing what James 5:16 says. 'The place, not the details' — this is one of the three required framings; keep count.</w:t>
+        <w:t>Not Catholic-sacramental confession — a Protestant small group doing what James 5:16 says. 'The place, not the details' — this is one of the three required framings; keep count. The next slide unpacks it.</w:t>
       </w:r>
     </w:p>
     <w:p>
       <w:pPr>
         <w:keepNext/>
-        <w:spacing w:before="160" w:after="20"/>
-      </w:pPr>
+        <w:pBdr>
+          <w:left w:val="double" w:sz="12" w:space="8" w:color="B45309"/>
+        </w:pBdr>
+        <w:shd w:val="clear" w:color="auto" w:fill="FCE9D6"/>
+        <w:spacing w:before="160" w:after="40"/>
+      </w:pPr>
+      <w:r>
+        <w:rPr>
+          <w:rFonts w:ascii="Cambria" w:hAnsi="Cambria"/>
+          <w:b/>
+          <w:color w:val="B45309"/>
+          <w:sz w:val="30"/>
+        </w:rPr>
+        <w:t>87</w:t>
+      </w:r>
       <w:r>
         <w:rPr>
           <w:rFonts w:ascii="Cambria" w:hAnsi="Cambria"/>
@@ -508,13 +948,32 @@
           <w:color w:val="2C5F2D"/>
           <w:sz w:val="24"/>
         </w:rPr>
-        <w:t>Slide 8 — Companion Demo</w:t>
+        <w:t xml:space="preserve">   The Place, the Pattern, the Pull</w:t>
+      </w:r>
+      <w:r>
+        <w:rPr>
+          <w:b/>
+          <w:color w:val="B45309"/>
+          <w:sz w:val="17"/>
+        </w:rPr>
+        <w:t xml:space="preserve">    CONTENT PRESENTER</w:t>
+      </w:r>
+      <w:r>
+        <w:rPr>
+          <w:b w:val="0"/>
+          <w:color w:val="7F7F7F"/>
+          <w:sz w:val="16"/>
+        </w:rPr>
+        <w:t xml:space="preserve">   · slide 8 of 19</w:t>
       </w:r>
     </w:p>
     <w:p>
       <w:pPr>
         <w:keepNext/>
-        <w:spacing w:after="40"/>
+        <w:pBdr>
+          <w:left w:val="double" w:sz="12" w:space="8" w:color="B45309"/>
+        </w:pBdr>
+        <w:spacing w:before="0" w:after="60"/>
       </w:pPr>
       <w:r>
         <w:rPr>
@@ -522,12 +981,31 @@
           <w:color w:val="6B8E3F"/>
           <w:sz w:val="18"/>
         </w:rPr>
-        <w:t>S6 · 7:33–7:39 · LEAD: CONTENT PRESENTER</w:t>
+        <w:t xml:space="preserve">S6 · 7:31–7:37 · </w:t>
+      </w:r>
+      <w:r>
+        <w:rPr>
+          <w:b/>
+          <w:color w:val="B45309"/>
+          <w:sz w:val="18"/>
+        </w:rPr>
+        <w:t>LEAD: CONTENT PRESENTER</w:t>
+      </w:r>
+      <w:r>
+        <w:rPr>
+          <w:b/>
+          <w:color w:val="6B8E3F"/>
+          <w:sz w:val="18"/>
+        </w:rPr>
+        <w:t xml:space="preserve"> · CENTRAL — the groups depend on this slide</w:t>
       </w:r>
     </w:p>
     <w:p>
       <w:pPr>
-        <w:ind w:left="216"/>
+        <w:pBdr>
+          <w:left w:val="double" w:sz="12" w:space="8" w:color="B45309"/>
+        </w:pBdr>
+        <w:spacing w:before="0" w:after="20"/>
       </w:pPr>
       <w:r>
         <w:rPr>
@@ -539,49 +1017,124 @@
     </w:p>
     <w:p>
       <w:pPr>
-        <w:ind w:left="216"/>
+        <w:pBdr>
+          <w:left w:val="double" w:sz="12" w:space="8" w:color="B45309"/>
+        </w:pBdr>
+        <w:spacing w:before="0" w:after="60"/>
       </w:pPr>
       <w:r>
-        <w:t>1. Stand; eye contact across the room. Offer the sample pattern first so nobody has to invent the form: a worked example of the naming and of the blessing back (on the slide). 'The place where I want to walk in greater honesty is ___.' One place, specific, real but not graphic.</w:t>
+        <w:t>1. This is what each of us will name tonight, so go slowly. Three words; only the first is required.</w:t>
       </w:r>
     </w:p>
     <w:p>
       <w:pPr>
-        <w:ind w:left="216"/>
+        <w:pBdr>
+          <w:left w:val="double" w:sz="12" w:space="8" w:color="B45309"/>
+        </w:pBdr>
+        <w:spacing w:before="0" w:after="60"/>
       </w:pPr>
       <w:r>
-        <w:t>2. Pause; a PRE-ARRANGED Co-Companion speaks the three-sentence blessing back.</w:t>
+        <w:t>2. The place: where in my life I want to walk in greater honesty — a relationship, a setting, a part of my day; where growth has stalled. Places sound like: the way I treat my brother; the faith I perform; the resentment I keep feeding; fear winning over trust.</w:t>
       </w:r>
     </w:p>
     <w:p>
       <w:pPr>
-        <w:ind w:left="216"/>
+        <w:pBdr>
+          <w:left w:val="double" w:sz="12" w:space="8" w:color="B45309"/>
+        </w:pBdr>
+        <w:spacing w:before="0" w:after="60"/>
       </w:pPr>
       <w:r>
-        <w:t>3. Receive it — no deflecting, no joking, no minimizing. 'Thank you.' Sit down.</w:t>
+        <w:t>3. The pattern: how it keeps going — not one incident but the habit, the one I have stopped expecting to change.</w:t>
       </w:r>
     </w:p>
     <w:p>
       <w:pPr>
-        <w:ind w:left="216"/>
+        <w:pBdr>
+          <w:left w:val="double" w:sz="12" w:space="8" w:color="B45309"/>
+        </w:pBdr>
+        <w:spacing w:before="0" w:after="60"/>
       </w:pPr>
       <w:r>
-        <w:t>4. Close: 'That is the practice. Parents first, then teens. Yours doesn't have to look like mine. Three minutes per person.'</w:t>
+        <w:t>4. The pull: what draws me back — the want or the fear underneath; what I keep yielding to.</w:t>
       </w:r>
     </w:p>
     <w:p>
       <w:pPr>
-        <w:ind w:left="216"/>
+        <w:pBdr>
+          <w:left w:val="double" w:sz="12" w:space="8" w:color="B45309"/>
+        </w:pBdr>
+        <w:spacing w:before="0" w:after="60"/>
       </w:pPr>
       <w:r>
-        <w:t>SUB: The demo is the leader's own material. Name YOUR one real place, written and rehearsed this week — never borrow the founder's — and arrange your blessing-giver before the session.</w:t>
+        <w:t>5. Walk the example on the slide through all three, out loud, so the room hears how the three fit together.</w:t>
       </w:r>
     </w:p>
     <w:p>
       <w:pPr>
+        <w:pBdr>
+          <w:left w:val="double" w:sz="12" w:space="8" w:color="B45309"/>
+        </w:pBdr>
+        <w:spacing w:before="0" w:after="60"/>
+      </w:pPr>
+      <w:r>
+        <w:t>6. Then the two lines that make it safe: naming the place is enough — the pattern and the pull are yours to add or keep; and what is never named here — details, anyone else's part, anything about someone in this room.</w:t>
+      </w:r>
+    </w:p>
+    <w:p>
+      <w:pPr>
+        <w:pBdr>
+          <w:left w:val="double" w:sz="12" w:space="8" w:color="B45309"/>
+        </w:pBdr>
+        <w:spacing w:before="0" w:after="60"/>
+      </w:pPr>
+      <w:r>
+        <w:rPr>
+          <w:b/>
+          <w:color w:val="595959"/>
+        </w:rPr>
+        <w:t xml:space="preserve">CUES: </w:t>
+      </w:r>
+      <w:r>
+        <w:t>Ask 'Questions about the three words?' and wait. Get it clear here, not in the groups. If the groups stay in this room, leave the practice slide up — it carries the three words too.</w:t>
+      </w:r>
+    </w:p>
+    <w:p>
+      <w:pPr>
+        <w:pBdr>
+          <w:left w:val="double" w:sz="12" w:space="8" w:color="B45309"/>
+        </w:pBdr>
+        <w:spacing w:before="0" w:after="60"/>
+      </w:pPr>
+      <w:r>
+        <w:rPr>
+          <w:b/>
+          <w:color w:val="595959"/>
+        </w:rPr>
+        <w:t xml:space="preserve">GUARD: </w:t>
+      </w:r>
+      <w:r>
+        <w:t>The second of the three required framings — not specific sins: the place, the pattern, the pull.</w:t>
+      </w:r>
+    </w:p>
+    <w:p>
+      <w:pPr>
         <w:keepNext/>
-        <w:spacing w:before="160" w:after="20"/>
-      </w:pPr>
+        <w:pBdr>
+          <w:left w:val="double" w:sz="12" w:space="8" w:color="B45309"/>
+        </w:pBdr>
+        <w:shd w:val="clear" w:color="auto" w:fill="FCE9D6"/>
+        <w:spacing w:before="160" w:after="40"/>
+      </w:pPr>
+      <w:r>
+        <w:rPr>
+          <w:rFonts w:ascii="Cambria" w:hAnsi="Cambria"/>
+          <w:b/>
+          <w:color w:val="B45309"/>
+          <w:sz w:val="30"/>
+        </w:rPr>
+        <w:t>88</w:t>
+      </w:r>
       <w:r>
         <w:rPr>
           <w:rFonts w:ascii="Cambria" w:hAnsi="Cambria"/>
@@ -589,13 +1142,32 @@
           <w:color w:val="2C5F2D"/>
           <w:sz w:val="24"/>
         </w:rPr>
-        <w:t>Slide 9 — Bridge to the Split</w:t>
+        <w:t xml:space="preserve">   Companion Demo</w:t>
+      </w:r>
+      <w:r>
+        <w:rPr>
+          <w:b/>
+          <w:color w:val="B45309"/>
+          <w:sz w:val="17"/>
+        </w:rPr>
+        <w:t xml:space="preserve">    CONTENT PRESENTER</w:t>
+      </w:r>
+      <w:r>
+        <w:rPr>
+          <w:b w:val="0"/>
+          <w:color w:val="7F7F7F"/>
+          <w:sz w:val="16"/>
+        </w:rPr>
+        <w:t xml:space="preserve">   · slide 9 of 19</w:t>
       </w:r>
     </w:p>
     <w:p>
       <w:pPr>
         <w:keepNext/>
-        <w:spacing w:after="40"/>
+        <w:pBdr>
+          <w:left w:val="double" w:sz="12" w:space="8" w:color="B45309"/>
+        </w:pBdr>
+        <w:spacing w:before="0" w:after="60"/>
       </w:pPr>
       <w:r>
         <w:rPr>
@@ -603,12 +1175,30 @@
           <w:color w:val="6B8E3F"/>
           <w:sz w:val="18"/>
         </w:rPr>
-        <w:t>S6 · 7:39–7:40 · LEAD: CONTENT PRESENTER · TRANSITION</w:t>
+        <w:t xml:space="preserve">S6 · 7:37–7:42 · </w:t>
+      </w:r>
+      <w:r>
+        <w:rPr>
+          <w:b/>
+          <w:color w:val="B45309"/>
+          <w:sz w:val="18"/>
+        </w:rPr>
+        <w:t>LEAD: CONTENT PRESENTER</w:t>
+      </w:r>
+      <w:r>
+        <w:rPr>
+          <w:b/>
+          <w:color w:val="6B8E3F"/>
+          <w:sz w:val="18"/>
+        </w:rPr>
       </w:r>
     </w:p>
     <w:p>
       <w:pPr>
-        <w:ind w:left="216"/>
+        <w:pBdr>
+          <w:left w:val="double" w:sz="12" w:space="8" w:color="B45309"/>
+        </w:pBdr>
+        <w:spacing w:before="0" w:after="20"/>
       </w:pPr>
       <w:r>
         <w:rPr>
@@ -620,48 +1210,84 @@
     </w:p>
     <w:p>
       <w:pPr>
-        <w:ind w:left="216"/>
+        <w:pBdr>
+          <w:left w:val="double" w:sz="12" w:space="8" w:color="B45309"/>
+        </w:pBdr>
+        <w:spacing w:before="0" w:after="60"/>
       </w:pPr>
       <w:r>
-        <w:t>1. Three things: the prompts are scaffolding — use or ignore; the blessing card has the form — specific, short, witnessed; the container holds — nothing leaves the pair, especially this week.</w:t>
+        <w:t>1. Stand; eye contact across the room. Offer the sample pattern first so nobody has to invent the form: a worked example of the naming and of the blessing back (on the slide). 'The place where I want to walk in greater honesty is ___.' One place, specific, real but not graphic.</w:t>
       </w:r>
     </w:p>
     <w:p>
       <w:pPr>
-        <w:ind w:left="216"/>
+        <w:pBdr>
+          <w:left w:val="double" w:sz="12" w:space="8" w:color="B45309"/>
+        </w:pBdr>
+        <w:spacing w:before="0" w:after="60"/>
       </w:pPr>
       <w:r>
-        <w:t>2. Restate the order: Companion first, then the parents, then the teens — teens' depth is theirs; pass always allowed.</w:t>
+        <w:t>2. Pause; a PRE-ARRANGED Co-Companion speaks the three-sentence blessing back.</w:t>
       </w:r>
     </w:p>
     <w:p>
       <w:pPr>
-        <w:ind w:left="216"/>
+        <w:pBdr>
+          <w:left w:val="double" w:sz="12" w:space="8" w:color="B45309"/>
+        </w:pBdr>
+        <w:spacing w:before="0" w:after="60"/>
       </w:pPr>
       <w:r>
-        <w:t>3. Pray and send. Ten or fewer: 'We're staying right here — one circle, same order, same rules.'</w:t>
+        <w:t>3. Receive it — no deflecting, no joking, no minimizing. 'Thank you.' Sit down.</w:t>
       </w:r>
     </w:p>
     <w:p>
       <w:pPr>
-        <w:ind w:left="216"/>
+        <w:pBdr>
+          <w:left w:val="double" w:sz="12" w:space="8" w:color="B45309"/>
+        </w:pBdr>
+        <w:spacing w:before="0" w:after="60"/>
+      </w:pPr>
+      <w:r>
+        <w:t>4. Close: 'That is the practice. Parents first, then teens. Yours doesn't have to look like mine. Three minutes per person.'</w:t>
+      </w:r>
+    </w:p>
+    <w:p>
+      <w:pPr>
+        <w:pBdr>
+          <w:left w:val="double" w:sz="12" w:space="8" w:color="B45309"/>
+        </w:pBdr>
+        <w:spacing w:before="0" w:after="60"/>
       </w:pPr>
       <w:r>
         <w:rPr>
           <w:b/>
           <w:color w:val="595959"/>
         </w:rPr>
-        <w:t>SMALL ROOM:</w:t>
+        <w:t xml:space="preserve">SUB: </w:t>
       </w:r>
       <w:r>
-        <w:t xml:space="preserve"> the split is only necessary if the room is large enough to need it. With six or so, stay one circle — or quick pair work in place, knee to knee. Pair work is also the standing time-recovery lever: a full split-and-merge costs about five minutes.</w:t>
+        <w:t>The demo is the leader's own material. Name YOUR one real place, written and rehearsed this week — never borrow the founder's — and arrange your blessing-giver before the session.</w:t>
       </w:r>
     </w:p>
     <w:p>
       <w:pPr>
         <w:keepNext/>
-        <w:spacing w:before="160" w:after="20"/>
-      </w:pPr>
+        <w:pBdr>
+          <w:left w:val="double" w:sz="12" w:space="8" w:color="B45309"/>
+        </w:pBdr>
+        <w:shd w:val="clear" w:color="auto" w:fill="FCE9D6"/>
+        <w:spacing w:before="160" w:after="40"/>
+      </w:pPr>
+      <w:r>
+        <w:rPr>
+          <w:rFonts w:ascii="Cambria" w:hAnsi="Cambria"/>
+          <w:b/>
+          <w:color w:val="B45309"/>
+          <w:sz w:val="30"/>
+        </w:rPr>
+        <w:t>89</w:t>
+      </w:r>
       <w:r>
         <w:rPr>
           <w:rFonts w:ascii="Cambria" w:hAnsi="Cambria"/>
@@ -669,13 +1295,32 @@
           <w:color w:val="2C5F2D"/>
           <w:sz w:val="24"/>
         </w:rPr>
-        <w:t>Slide 10 — Confession and Restoration in pairs</w:t>
+        <w:t xml:space="preserve">   Bridge to the Groups</w:t>
+      </w:r>
+      <w:r>
+        <w:rPr>
+          <w:b/>
+          <w:color w:val="B45309"/>
+          <w:sz w:val="17"/>
+        </w:rPr>
+        <w:t xml:space="preserve">    CONTENT PRESENTER</w:t>
+      </w:r>
+      <w:r>
+        <w:rPr>
+          <w:b w:val="0"/>
+          <w:color w:val="7F7F7F"/>
+          <w:sz w:val="16"/>
+        </w:rPr>
+        <w:t xml:space="preserve">   · slide 10 of 19</w:t>
       </w:r>
     </w:p>
     <w:p>
       <w:pPr>
         <w:keepNext/>
-        <w:spacing w:after="40"/>
+        <w:pBdr>
+          <w:left w:val="double" w:sz="12" w:space="8" w:color="B45309"/>
+        </w:pBdr>
+        <w:spacing w:before="0" w:after="60"/>
       </w:pPr>
       <w:r>
         <w:rPr>
@@ -683,12 +1328,31 @@
           <w:color w:val="6B8E3F"/>
           <w:sz w:val="18"/>
         </w:rPr>
-        <w:t>S6 · 7:40–8:16 · LEAD: CONTENT PRESENTER · PAIRS</w:t>
+        <w:t xml:space="preserve">S6 · 7:42–7:43 · </w:t>
+      </w:r>
+      <w:r>
+        <w:rPr>
+          <w:b/>
+          <w:color w:val="B45309"/>
+          <w:sz w:val="18"/>
+        </w:rPr>
+        <w:t>LEAD: CONTENT PRESENTER</w:t>
+      </w:r>
+      <w:r>
+        <w:rPr>
+          <w:b/>
+          <w:color w:val="6B8E3F"/>
+          <w:sz w:val="18"/>
+        </w:rPr>
+        <w:t xml:space="preserve"> · TRANSITION</w:t>
       </w:r>
     </w:p>
     <w:p>
       <w:pPr>
-        <w:ind w:left="216"/>
+        <w:pBdr>
+          <w:left w:val="double" w:sz="12" w:space="8" w:color="B45309"/>
+        </w:pBdr>
+        <w:spacing w:before="0" w:after="20"/>
       </w:pPr>
       <w:r>
         <w:rPr>
@@ -700,56 +1364,73 @@
     </w:p>
     <w:p>
       <w:pPr>
-        <w:ind w:left="216"/>
+        <w:pBdr>
+          <w:left w:val="double" w:sz="12" w:space="8" w:color="B45309"/>
+        </w:pBdr>
+        <w:spacing w:before="0" w:after="60"/>
       </w:pPr>
       <w:r>
-        <w:t>1. Ninety seconds of silence to settle — the silence is part of the practice.</w:t>
+        <w:t>1. Three things: the prompts are scaffolding — use or ignore; the blessing card has the form — specific, short, witnessed; the container holds — nothing leaves the group, especially this week.</w:t>
       </w:r>
     </w:p>
     <w:p>
       <w:pPr>
-        <w:ind w:left="216"/>
+        <w:pBdr>
+          <w:left w:val="double" w:sz="12" w:space="8" w:color="B45309"/>
+        </w:pBdr>
+        <w:spacing w:before="0" w:after="60"/>
       </w:pPr>
       <w:r>
-        <w:t>2. The parent goes first in every pair (3 min), own struggles only, within the rails; then the teens at their own depth — pass honored without a flicker. A teen blessing their own parent is one of the best things this night produces.</w:t>
+        <w:t>2. Restate the order: Companion first, then the parents, then the teens — teens' depth is theirs; pass always allowed.</w:t>
       </w:r>
     </w:p>
     <w:p>
       <w:pPr>
-        <w:ind w:left="216"/>
+        <w:pBdr>
+          <w:left w:val="double" w:sz="12" w:space="8" w:color="B45309"/>
+        </w:pBdr>
+        <w:spacing w:before="0" w:after="60"/>
       </w:pPr>
       <w:r>
-        <w:t>3. Pace: three minutes per person; a three-family pair runs 2.5 from the start, not discovered at 8:00. Never skip anyone — compress before you cut.</w:t>
+        <w:t>3. Name the groups and where each meets; pray and send.</w:t>
       </w:r>
     </w:p>
     <w:p>
       <w:pPr>
-        <w:ind w:left="216"/>
-      </w:pPr>
-      <w:r>
-        <w:t>4. Close with one to two minutes of held silence.</w:t>
-      </w:r>
-    </w:p>
-    <w:p>
-      <w:pPr>
-        <w:ind w:left="216"/>
+        <w:pBdr>
+          <w:left w:val="double" w:sz="12" w:space="8" w:color="B45309"/>
+        </w:pBdr>
+        <w:spacing w:before="0" w:after="60"/>
       </w:pPr>
       <w:r>
         <w:rPr>
           <w:b/>
           <w:color w:val="595959"/>
         </w:rPr>
-        <w:t>GUARD:</w:t>
+        <w:t xml:space="preserve">THE GROUPS: </w:t>
       </w:r>
       <w:r>
-        <w:t xml:space="preserve"> Detailed sin disclosure gets the gentle redirect — 'the practice is the place, not the details.' A parent drifting past the rails: 'The rest belongs to the 1:1.' Watch the teens' faces during the parents' turns, not the confessing parent — weight received is a Settle Protocol matter; check in before anyone leaves the building.</w:t>
+        <w:t>small groups by gender are the default — men and boys together, women and girls together. It was the teen leads' call on 7 October, and it worked better than pairs: each person has more than one witness, and the parents-first order holds inside each group. Pairs, or one circle, are the leaders' judgement for the room that night — its size and makeup, how new people are, who is a guest. Every group has an adult and a named holder who keeps the time and the order; the two-adult rule holds for any teen. A guest joins a group like anyone else and may pass.</w:t>
       </w:r>
     </w:p>
     <w:p>
       <w:pPr>
         <w:keepNext/>
-        <w:spacing w:before="160" w:after="20"/>
-      </w:pPr>
+        <w:pBdr>
+          <w:left w:val="double" w:sz="12" w:space="8" w:color="B45309"/>
+        </w:pBdr>
+        <w:shd w:val="clear" w:color="auto" w:fill="FCE9D6"/>
+        <w:spacing w:before="160" w:after="40"/>
+      </w:pPr>
+      <w:r>
+        <w:rPr>
+          <w:rFonts w:ascii="Cambria" w:hAnsi="Cambria"/>
+          <w:b/>
+          <w:color w:val="B45309"/>
+          <w:sz w:val="30"/>
+        </w:rPr>
+        <w:t>90</w:t>
+      </w:r>
       <w:r>
         <w:rPr>
           <w:rFonts w:ascii="Cambria" w:hAnsi="Cambria"/>
@@ -757,13 +1438,32 @@
           <w:color w:val="2C5F2D"/>
           <w:sz w:val="24"/>
         </w:rPr>
-        <w:t>Slide 11 — Merge and Shared Blessing</w:t>
+        <w:t xml:space="preserve">   Confession and Restoration in small groups</w:t>
+      </w:r>
+      <w:r>
+        <w:rPr>
+          <w:b/>
+          <w:color w:val="B45309"/>
+          <w:sz w:val="17"/>
+        </w:rPr>
+        <w:t xml:space="preserve">    CONTENT PRESENTER</w:t>
+      </w:r>
+      <w:r>
+        <w:rPr>
+          <w:b w:val="0"/>
+          <w:color w:val="7F7F7F"/>
+          <w:sz w:val="16"/>
+        </w:rPr>
+        <w:t xml:space="preserve">   · slide 11 of 19</w:t>
       </w:r>
     </w:p>
     <w:p>
       <w:pPr>
         <w:keepNext/>
-        <w:spacing w:after="40"/>
+        <w:pBdr>
+          <w:left w:val="double" w:sz="12" w:space="8" w:color="B45309"/>
+        </w:pBdr>
+        <w:spacing w:before="0" w:after="60"/>
       </w:pPr>
       <w:r>
         <w:rPr>
@@ -771,12 +1471,31 @@
           <w:color w:val="6B8E3F"/>
           <w:sz w:val="18"/>
         </w:rPr>
-        <w:t>S6 · 8:16–8:20 · LEAD: CONTAINER HOLDER</w:t>
+        <w:t xml:space="preserve">S6 · 7:43–8:16 · </w:t>
+      </w:r>
+      <w:r>
+        <w:rPr>
+          <w:b/>
+          <w:color w:val="B45309"/>
+          <w:sz w:val="18"/>
+        </w:rPr>
+        <w:t>LEAD: CONTENT PRESENTER</w:t>
+      </w:r>
+      <w:r>
+        <w:rPr>
+          <w:b/>
+          <w:color w:val="6B8E3F"/>
+          <w:sz w:val="18"/>
+        </w:rPr>
+        <w:t xml:space="preserve"> · SMALL GROUPS</w:t>
       </w:r>
     </w:p>
     <w:p>
       <w:pPr>
-        <w:ind w:left="216"/>
+        <w:pBdr>
+          <w:left w:val="double" w:sz="12" w:space="8" w:color="B45309"/>
+        </w:pBdr>
+        <w:spacing w:before="0" w:after="20"/>
       </w:pPr>
       <w:r>
         <w:rPr>
@@ -788,40 +1507,84 @@
     </w:p>
     <w:p>
       <w:pPr>
-        <w:ind w:left="216"/>
+        <w:pBdr>
+          <w:left w:val="double" w:sz="12" w:space="8" w:color="B45309"/>
+        </w:pBdr>
+        <w:spacing w:before="0" w:after="60"/>
       </w:pPr>
       <w:r>
-        <w:t>1. Settle the room. One word each on what today was like IN YOUR BODY — 'heavy', 'lighter', 'held', 'tender'; the arranged parent starts.</w:t>
+        <w:t>1. Ninety seconds of silence to settle — the silence is part of the practice.</w:t>
       </w:r>
     </w:p>
     <w:p>
       <w:pPr>
-        <w:ind w:left="216"/>
+        <w:pBdr>
+          <w:left w:val="double" w:sz="12" w:space="8" w:color="B45309"/>
+        </w:pBdr>
+        <w:spacing w:before="0" w:after="60"/>
       </w:pPr>
       <w:r>
-        <w:t>2. Speak the one corporate blessing of restoration over the whole room (script in the plan): real places named, restoration prayed into each, courage carried to evenings morning when the place will still be the place.</w:t>
+        <w:t>2. The parents go first in every group (3 min each), own struggles only, within the rails; then the teens at their own depth — pass honored without a flicker. A teen blessing their own parent is one of the best things this night produces.</w:t>
       </w:r>
     </w:p>
     <w:p>
       <w:pPr>
-        <w:ind w:left="216"/>
+        <w:pBdr>
+          <w:left w:val="double" w:sz="12" w:space="8" w:color="B45309"/>
+        </w:pBdr>
+        <w:spacing w:before="0" w:after="60"/>
+      </w:pPr>
+      <w:r>
+        <w:t>3. Pace: three minutes per person, with a short blessing after each; a group of five runs about twenty-five minutes, so a group of six or more runs 2.5 from the start, not discovered at 8:00. Never skip anyone — compress before you cut.</w:t>
+      </w:r>
+    </w:p>
+    <w:p>
+      <w:pPr>
+        <w:pBdr>
+          <w:left w:val="double" w:sz="12" w:space="8" w:color="B45309"/>
+        </w:pBdr>
+        <w:spacing w:before="0" w:after="60"/>
+      </w:pPr>
+      <w:r>
+        <w:t>4. Close with one to two minutes of held silence.</w:t>
+      </w:r>
+    </w:p>
+    <w:p>
+      <w:pPr>
+        <w:pBdr>
+          <w:left w:val="double" w:sz="12" w:space="8" w:color="B45309"/>
+        </w:pBdr>
+        <w:spacing w:before="0" w:after="60"/>
       </w:pPr>
       <w:r>
         <w:rPr>
           <w:b/>
           <w:color w:val="595959"/>
         </w:rPr>
-        <w:t>GUARD:</w:t>
+        <w:t xml:space="preserve">GUARD: </w:t>
       </w:r>
       <w:r>
-        <w:t xml:space="preserve"> Nothing from any pair is asked for or repeated.</w:t>
+        <w:t>Detailed sin disclosure gets the gentle redirect — 'the practice is the place, not the details.' A parent drifting past the rails: 'The rest belongs to the 1:1.' Watch the teens' faces during the parents' turns, not the confessing parent — weight received is a Settle Protocol matter; check in before anyone leaves the building.</w:t>
       </w:r>
     </w:p>
     <w:p>
       <w:pPr>
         <w:keepNext/>
-        <w:spacing w:before="160" w:after="20"/>
-      </w:pPr>
+        <w:pBdr>
+          <w:left w:val="single" w:sz="24" w:space="8" w:color="1F4E79"/>
+        </w:pBdr>
+        <w:shd w:val="clear" w:color="auto" w:fill="DEEAF6"/>
+        <w:spacing w:before="160" w:after="40"/>
+      </w:pPr>
+      <w:r>
+        <w:rPr>
+          <w:rFonts w:ascii="Cambria" w:hAnsi="Cambria"/>
+          <w:b/>
+          <w:color w:val="1F4E79"/>
+          <w:sz w:val="30"/>
+        </w:rPr>
+        <w:t>91</w:t>
+      </w:r>
       <w:r>
         <w:rPr>
           <w:rFonts w:ascii="Cambria" w:hAnsi="Cambria"/>
@@ -829,13 +1592,32 @@
           <w:color w:val="2C5F2D"/>
           <w:sz w:val="24"/>
         </w:rPr>
-        <w:t>Slide 12 — Homework — Two Weeks, Four Parts — the Five-Minute Examen</w:t>
+        <w:t xml:space="preserve">   Merge and Shared Blessing</w:t>
+      </w:r>
+      <w:r>
+        <w:rPr>
+          <w:b/>
+          <w:color w:val="1F4E79"/>
+          <w:sz w:val="17"/>
+        </w:rPr>
+        <w:t xml:space="preserve">    CONTAINER HOLDER</w:t>
+      </w:r>
+      <w:r>
+        <w:rPr>
+          <w:b w:val="0"/>
+          <w:color w:val="7F7F7F"/>
+          <w:sz w:val="16"/>
+        </w:rPr>
+        <w:t xml:space="preserve">   · slide 12 of 19</w:t>
       </w:r>
     </w:p>
     <w:p>
       <w:pPr>
         <w:keepNext/>
-        <w:spacing w:after="40"/>
+        <w:pBdr>
+          <w:left w:val="single" w:sz="24" w:space="8" w:color="1F4E79"/>
+        </w:pBdr>
+        <w:spacing w:before="0" w:after="60"/>
       </w:pPr>
       <w:r>
         <w:rPr>
@@ -843,12 +1625,30 @@
           <w:color w:val="6B8E3F"/>
           <w:sz w:val="18"/>
         </w:rPr>
-        <w:t>S6 · 8:20–8:24 · LEAD: CONTENT PRESENTER</w:t>
+        <w:t xml:space="preserve">S6 · 8:16–8:20 · </w:t>
+      </w:r>
+      <w:r>
+        <w:rPr>
+          <w:b/>
+          <w:color w:val="1F4E79"/>
+          <w:sz w:val="18"/>
+        </w:rPr>
+        <w:t>LEAD: CONTAINER HOLDER</w:t>
+      </w:r>
+      <w:r>
+        <w:rPr>
+          <w:b/>
+          <w:color w:val="6B8E3F"/>
+          <w:sz w:val="18"/>
+        </w:rPr>
       </w:r>
     </w:p>
     <w:p>
       <w:pPr>
-        <w:ind w:left="216"/>
+        <w:pBdr>
+          <w:left w:val="single" w:sz="24" w:space="8" w:color="1F4E79"/>
+        </w:pBdr>
+        <w:spacing w:before="0" w:after="20"/>
       </w:pPr>
       <w:r>
         <w:rPr>
@@ -860,33 +1660,62 @@
     </w:p>
     <w:p>
       <w:pPr>
-        <w:ind w:left="216"/>
+        <w:pBdr>
+          <w:left w:val="single" w:sz="24" w:space="8" w:color="1F4E79"/>
+        </w:pBdr>
+        <w:spacing w:before="0" w:after="60"/>
       </w:pPr>
       <w:r>
-        <w:t>1. Parent Co-Companion leads. Five-Minute Examen each evening: thank Him for one specific thing; notice one place you saw God moving; ask Him about one place you walked in less honesty than you wanted today.</w:t>
+        <w:t>1. Settle the room. One word each on what today was like IN YOUR BODY — 'heavy', 'lighter', 'held', 'tender'; the arranged parent starts.</w:t>
       </w:r>
     </w:p>
     <w:p>
       <w:pPr>
-        <w:ind w:left="216"/>
+        <w:pBdr>
+          <w:left w:val="single" w:sz="24" w:space="8" w:color="1F4E79"/>
+        </w:pBdr>
+        <w:spacing w:before="0" w:after="60"/>
       </w:pPr>
       <w:r>
-        <w:t>2. No fixing — just notice; the Spirit does the work. Carried through the two weeks; the daily morning and evening questions continue.</w:t>
+        <w:t>2. Speak the one corporate blessing of restoration over the whole room (script in the plan): real places named, restoration prayed into each, courage carried to evenings morning when the place will still be the place.</w:t>
       </w:r>
     </w:p>
     <w:p>
       <w:pPr>
-        <w:ind w:left="216"/>
+        <w:pBdr>
+          <w:left w:val="single" w:sz="24" w:space="8" w:color="1F4E79"/>
+        </w:pBdr>
+        <w:spacing w:before="0" w:after="60"/>
       </w:pPr>
       <w:r>
-        <w:t>3. The three reflection questions ride home as a thinking point — next slide but two.</w:t>
+        <w:rPr>
+          <w:b/>
+          <w:color w:val="595959"/>
+        </w:rPr>
+        <w:t xml:space="preserve">GUARD: </w:t>
+      </w:r>
+      <w:r>
+        <w:t>Nothing from any group is asked for or repeated.</w:t>
       </w:r>
     </w:p>
     <w:p>
       <w:pPr>
         <w:keepNext/>
-        <w:spacing w:before="160" w:after="20"/>
-      </w:pPr>
+        <w:pBdr>
+          <w:left w:val="double" w:sz="12" w:space="8" w:color="B45309"/>
+        </w:pBdr>
+        <w:shd w:val="clear" w:color="auto" w:fill="FCE9D6"/>
+        <w:spacing w:before="160" w:after="40"/>
+      </w:pPr>
+      <w:r>
+        <w:rPr>
+          <w:rFonts w:ascii="Cambria" w:hAnsi="Cambria"/>
+          <w:b/>
+          <w:color w:val="B45309"/>
+          <w:sz w:val="30"/>
+        </w:rPr>
+        <w:t>92</w:t>
+      </w:r>
       <w:r>
         <w:rPr>
           <w:rFonts w:ascii="Cambria" w:hAnsi="Cambria"/>
@@ -894,13 +1723,32 @@
           <w:color w:val="2C5F2D"/>
           <w:sz w:val="24"/>
         </w:rPr>
-        <w:t>Slide 13 — The Take-Home Sheet — the Daily Rhythm</w:t>
+        <w:t xml:space="preserve">   Homework — the Five-Minute Examen</w:t>
+      </w:r>
+      <w:r>
+        <w:rPr>
+          <w:b/>
+          <w:color w:val="B45309"/>
+          <w:sz w:val="17"/>
+        </w:rPr>
+        <w:t xml:space="preserve">    CONTENT PRESENTER</w:t>
+      </w:r>
+      <w:r>
+        <w:rPr>
+          <w:b w:val="0"/>
+          <w:color w:val="7F7F7F"/>
+          <w:sz w:val="16"/>
+        </w:rPr>
+        <w:t xml:space="preserve">   · slide 13 of 19</w:t>
       </w:r>
     </w:p>
     <w:p>
       <w:pPr>
         <w:keepNext/>
-        <w:spacing w:after="40"/>
+        <w:pBdr>
+          <w:left w:val="double" w:sz="12" w:space="8" w:color="B45309"/>
+        </w:pBdr>
+        <w:spacing w:before="0" w:after="60"/>
       </w:pPr>
       <w:r>
         <w:rPr>
@@ -908,12 +1756,30 @@
           <w:color w:val="6B8E3F"/>
           <w:sz w:val="18"/>
         </w:rPr>
-        <w:t>S6 · COMMISSIONING · LEAD: CONTENT PRESENTER</w:t>
+        <w:t xml:space="preserve">S6 · 8:20–8:24 · </w:t>
+      </w:r>
+      <w:r>
+        <w:rPr>
+          <w:b/>
+          <w:color w:val="B45309"/>
+          <w:sz w:val="18"/>
+        </w:rPr>
+        <w:t>LEAD: CONTENT PRESENTER</w:t>
+      </w:r>
+      <w:r>
+        <w:rPr>
+          <w:b/>
+          <w:color w:val="6B8E3F"/>
+          <w:sz w:val="18"/>
+        </w:rPr>
       </w:r>
     </w:p>
     <w:p>
       <w:pPr>
-        <w:ind w:left="216"/>
+        <w:pBdr>
+          <w:left w:val="double" w:sz="12" w:space="8" w:color="B45309"/>
+        </w:pBdr>
+        <w:spacing w:before="0" w:after="20"/>
       </w:pPr>
       <w:r>
         <w:rPr>
@@ -925,48 +1791,55 @@
     </w:p>
     <w:p>
       <w:pPr>
-        <w:ind w:left="216"/>
+        <w:pBdr>
+          <w:left w:val="double" w:sz="12" w:space="8" w:color="B45309"/>
+        </w:pBdr>
+        <w:spacing w:before="0" w:after="60"/>
       </w:pPr>
       <w:r>
-        <w:t>1. The sheet on the screen is the sheet in their hands — walk it, don't read it.</w:t>
+        <w:t>1. Parent Co-Companion leads. Five-Minute Examen each evening: thank Him for one specific thing; notice one place you saw God moving; ask Him about one place you walked in less honesty than you wanted today.</w:t>
       </w:r>
     </w:p>
     <w:p>
       <w:pPr>
-        <w:ind w:left="216"/>
+        <w:pBdr>
+          <w:left w:val="double" w:sz="12" w:space="8" w:color="B45309"/>
+        </w:pBdr>
+        <w:spacing w:before="0" w:after="60"/>
       </w:pPr>
       <w:r>
-        <w:t>2. The standing rhythm first: the morning question, the evening journal line — one box per day on the week-grids.</w:t>
+        <w:t>2. No fixing — just notice; the Spirit does the work. Carried through the two weeks; the daily morning and evening questions continue.</w:t>
       </w:r>
     </w:p>
     <w:p>
       <w:pPr>
-        <w:ind w:left="216"/>
+        <w:pBdr>
+          <w:left w:val="double" w:sz="12" w:space="8" w:color="B45309"/>
+        </w:pBdr>
+        <w:spacing w:before="0" w:after="60"/>
       </w:pPr>
       <w:r>
-        <w:t>3. A missed box is never a failure — it is an invitation to return.</w:t>
+        <w:t>3. The three reflection questions ride home as a thinking point — next slide but two.</w:t>
       </w:r>
     </w:p>
     <w:p>
       <w:pPr>
-        <w:ind w:left="216"/>
+        <w:keepNext/>
+        <w:pBdr>
+          <w:left w:val="double" w:sz="12" w:space="8" w:color="B45309"/>
+        </w:pBdr>
+        <w:shd w:val="clear" w:color="auto" w:fill="FCE9D6"/>
+        <w:spacing w:before="160" w:after="40"/>
       </w:pPr>
       <w:r>
         <w:rPr>
+          <w:rFonts w:ascii="Cambria" w:hAnsi="Cambria"/>
           <w:b/>
-          <w:color w:val="595959"/>
+          <w:color w:val="B45309"/>
+          <w:sz w:val="30"/>
         </w:rPr>
-        <w:t>CUES:</w:t>
+        <w:t>93</w:t>
       </w:r>
-      <w:r>
-        <w:t xml:space="preserve"> The four parts are the next slide.</w:t>
-      </w:r>
-    </w:p>
-    <w:p>
-      <w:pPr>
-        <w:keepNext/>
-        <w:spacing w:before="160" w:after="20"/>
-      </w:pPr>
       <w:r>
         <w:rPr>
           <w:rFonts w:ascii="Cambria" w:hAnsi="Cambria"/>
@@ -974,13 +1847,32 @@
           <w:color w:val="2C5F2D"/>
           <w:sz w:val="24"/>
         </w:rPr>
-        <w:t>Slide 14 — The Take-Home Sheet — the Four Parts</w:t>
+        <w:t xml:space="preserve">   The Take-Home Sheet — the Daily Rhythm</w:t>
+      </w:r>
+      <w:r>
+        <w:rPr>
+          <w:b/>
+          <w:color w:val="B45309"/>
+          <w:sz w:val="17"/>
+        </w:rPr>
+        <w:t xml:space="preserve">    CONTENT PRESENTER</w:t>
+      </w:r>
+      <w:r>
+        <w:rPr>
+          <w:b w:val="0"/>
+          <w:color w:val="7F7F7F"/>
+          <w:sz w:val="16"/>
+        </w:rPr>
+        <w:t xml:space="preserve">   · slide 14 of 19</w:t>
       </w:r>
     </w:p>
     <w:p>
       <w:pPr>
         <w:keepNext/>
-        <w:spacing w:after="40"/>
+        <w:pBdr>
+          <w:left w:val="double" w:sz="12" w:space="8" w:color="B45309"/>
+        </w:pBdr>
+        <w:spacing w:before="0" w:after="60"/>
       </w:pPr>
       <w:r>
         <w:rPr>
@@ -988,12 +1880,30 @@
           <w:color w:val="6B8E3F"/>
           <w:sz w:val="18"/>
         </w:rPr>
-        <w:t>S6 · COMMISSIONING · LEAD: CONTENT PRESENTER</w:t>
+        <w:t xml:space="preserve">S6 · COMMISSIONING · </w:t>
+      </w:r>
+      <w:r>
+        <w:rPr>
+          <w:b/>
+          <w:color w:val="B45309"/>
+          <w:sz w:val="18"/>
+        </w:rPr>
+        <w:t>LEAD: CONTENT PRESENTER</w:t>
+      </w:r>
+      <w:r>
+        <w:rPr>
+          <w:b/>
+          <w:color w:val="6B8E3F"/>
+          <w:sz w:val="18"/>
+        </w:rPr>
       </w:r>
     </w:p>
     <w:p>
       <w:pPr>
-        <w:ind w:left="216"/>
+        <w:pBdr>
+          <w:left w:val="double" w:sz="12" w:space="8" w:color="B45309"/>
+        </w:pBdr>
+        <w:spacing w:before="0" w:after="20"/>
       </w:pPr>
       <w:r>
         <w:rPr>
@@ -1005,40 +1915,73 @@
     </w:p>
     <w:p>
       <w:pPr>
-        <w:ind w:left="216"/>
+        <w:pBdr>
+          <w:left w:val="double" w:sz="12" w:space="8" w:color="B45309"/>
+        </w:pBdr>
+        <w:spacing w:before="0" w:after="60"/>
       </w:pPr>
       <w:r>
-        <w:t>1. The four parts, in order: the homework practice, week one; the end-of-week-one check-in; the homework practice, week two; one sentence of preparation.</w:t>
+        <w:t>1. The sheet on the screen is the sheet in their hands — walk it, don't read it.</w:t>
       </w:r>
     </w:p>
     <w:p>
       <w:pPr>
-        <w:ind w:left="216"/>
+        <w:pBdr>
+          <w:left w:val="double" w:sz="12" w:space="8" w:color="B45309"/>
+        </w:pBdr>
+        <w:spacing w:before="0" w:after="60"/>
       </w:pPr>
       <w:r>
-        <w:t>2. Check-in partners are named aloud before leaving this slide — the sheet has the line to write the name.</w:t>
+        <w:t>2. The standing rhythm first: the morning question, the evening journal line — one box per day on the week-grids.</w:t>
       </w:r>
     </w:p>
     <w:p>
       <w:pPr>
-        <w:ind w:left="216"/>
+        <w:pBdr>
+          <w:left w:val="double" w:sz="12" w:space="8" w:color="B45309"/>
+        </w:pBdr>
+        <w:spacing w:before="0" w:after="60"/>
+      </w:pPr>
+      <w:r>
+        <w:t>3. A missed box is never a failure — it is an invitation to return.</w:t>
+      </w:r>
+    </w:p>
+    <w:p>
+      <w:pPr>
+        <w:pBdr>
+          <w:left w:val="double" w:sz="12" w:space="8" w:color="B45309"/>
+        </w:pBdr>
+        <w:spacing w:before="0" w:after="60"/>
       </w:pPr>
       <w:r>
         <w:rPr>
           <w:b/>
           <w:color w:val="595959"/>
         </w:rPr>
-        <w:t>GUARD:</w:t>
+        <w:t xml:space="preserve">CUES: </w:t>
       </w:r>
       <w:r>
-        <w:t xml:space="preserve"> The sheet-walk, not a re-teach.</w:t>
+        <w:t>The four parts are the next slide.</w:t>
       </w:r>
     </w:p>
     <w:p>
       <w:pPr>
         <w:keepNext/>
-        <w:spacing w:before="160" w:after="20"/>
-      </w:pPr>
+        <w:pBdr>
+          <w:left w:val="double" w:sz="12" w:space="8" w:color="B45309"/>
+        </w:pBdr>
+        <w:shd w:val="clear" w:color="auto" w:fill="FCE9D6"/>
+        <w:spacing w:before="160" w:after="40"/>
+      </w:pPr>
+      <w:r>
+        <w:rPr>
+          <w:rFonts w:ascii="Cambria" w:hAnsi="Cambria"/>
+          <w:b/>
+          <w:color w:val="B45309"/>
+          <w:sz w:val="30"/>
+        </w:rPr>
+        <w:t>94</w:t>
+      </w:r>
       <w:r>
         <w:rPr>
           <w:rFonts w:ascii="Cambria" w:hAnsi="Cambria"/>
@@ -1046,13 +1989,32 @@
           <w:color w:val="2C5F2D"/>
           <w:sz w:val="24"/>
         </w:rPr>
-        <w:t>Slide 15 — Three Questions, Carried Home</w:t>
+        <w:t xml:space="preserve">   The Take-Home Sheet — the Four Parts</w:t>
+      </w:r>
+      <w:r>
+        <w:rPr>
+          <w:b/>
+          <w:color w:val="B45309"/>
+          <w:sz w:val="17"/>
+        </w:rPr>
+        <w:t xml:space="preserve">    CONTENT PRESENTER</w:t>
+      </w:r>
+      <w:r>
+        <w:rPr>
+          <w:b w:val="0"/>
+          <w:color w:val="7F7F7F"/>
+          <w:sz w:val="16"/>
+        </w:rPr>
+        <w:t xml:space="preserve">   · slide 15 of 19</w:t>
       </w:r>
     </w:p>
     <w:p>
       <w:pPr>
         <w:keepNext/>
-        <w:spacing w:after="40"/>
+        <w:pBdr>
+          <w:left w:val="double" w:sz="12" w:space="8" w:color="B45309"/>
+        </w:pBdr>
+        <w:spacing w:before="0" w:after="60"/>
       </w:pPr>
       <w:r>
         <w:rPr>
@@ -1060,12 +2022,30 @@
           <w:color w:val="6B8E3F"/>
           <w:sz w:val="18"/>
         </w:rPr>
-        <w:t>S6 · 8:20–8:24 · LEAD: CONTENT PRESENTER</w:t>
+        <w:t xml:space="preserve">S6 · COMMISSIONING · </w:t>
+      </w:r>
+      <w:r>
+        <w:rPr>
+          <w:b/>
+          <w:color w:val="B45309"/>
+          <w:sz w:val="18"/>
+        </w:rPr>
+        <w:t>LEAD: CONTENT PRESENTER</w:t>
+      </w:r>
+      <w:r>
+        <w:rPr>
+          <w:b/>
+          <w:color w:val="6B8E3F"/>
+          <w:sz w:val="18"/>
+        </w:rPr>
       </w:r>
     </w:p>
     <w:p>
       <w:pPr>
-        <w:ind w:left="216"/>
+        <w:pBdr>
+          <w:left w:val="double" w:sz="12" w:space="8" w:color="B45309"/>
+        </w:pBdr>
+        <w:spacing w:before="0" w:after="20"/>
       </w:pPr>
       <w:r>
         <w:rPr>
@@ -1077,33 +2057,62 @@
     </w:p>
     <w:p>
       <w:pPr>
-        <w:ind w:left="216"/>
+        <w:pBdr>
+          <w:left w:val="double" w:sz="12" w:space="8" w:color="B45309"/>
+        </w:pBdr>
+        <w:spacing w:before="0" w:after="60"/>
       </w:pPr>
       <w:r>
-        <w:t>1. After the Examen: 'three questions ride home tonight — no paper, no deadline, nothing to prepare. Just something to think on.'</w:t>
+        <w:t>1. The four parts, in order: the homework practice, week one; the end-of-week-one check-in; the homework practice, week two; one sentence of preparation.</w:t>
       </w:r>
     </w:p>
     <w:p>
       <w:pPr>
-        <w:ind w:left="216"/>
+        <w:pBdr>
+          <w:left w:val="double" w:sz="12" w:space="8" w:color="B45309"/>
+        </w:pBdr>
+        <w:spacing w:before="0" w:after="60"/>
       </w:pPr>
       <w:r>
-        <w:t>2. Read the three slowly. Then the runway for the quiet ones: 'some of you think best in the quiet — that's why they go home two weeks.'</w:t>
+        <w:t>2. Check-in partners are named aloud before leaving this slide — the sheet has the line to write the name.</w:t>
       </w:r>
     </w:p>
     <w:p>
       <w:pPr>
-        <w:ind w:left="216"/>
+        <w:pBdr>
+          <w:left w:val="double" w:sz="12" w:space="8" w:color="B45309"/>
+        </w:pBdr>
+        <w:spacing w:before="0" w:after="60"/>
       </w:pPr>
       <w:r>
-        <w:t>3. Frame it as the round the room already knows, grown one size: the leader's questions, asked of all of us — about the group, never any one person. Next evening, we talk.</w:t>
+        <w:rPr>
+          <w:b/>
+          <w:color w:val="595959"/>
+        </w:rPr>
+        <w:t xml:space="preserve">GUARD: </w:t>
+      </w:r>
+      <w:r>
+        <w:t>The sheet-walk, not a re-teach.</w:t>
       </w:r>
     </w:p>
     <w:p>
       <w:pPr>
         <w:keepNext/>
-        <w:spacing w:before="160" w:after="20"/>
-      </w:pPr>
+        <w:pBdr>
+          <w:left w:val="double" w:sz="12" w:space="8" w:color="B45309"/>
+        </w:pBdr>
+        <w:shd w:val="clear" w:color="auto" w:fill="FCE9D6"/>
+        <w:spacing w:before="160" w:after="40"/>
+      </w:pPr>
+      <w:r>
+        <w:rPr>
+          <w:rFonts w:ascii="Cambria" w:hAnsi="Cambria"/>
+          <w:b/>
+          <w:color w:val="B45309"/>
+          <w:sz w:val="30"/>
+        </w:rPr>
+        <w:t>95</w:t>
+      </w:r>
       <w:r>
         <w:rPr>
           <w:rFonts w:ascii="Cambria" w:hAnsi="Cambria"/>
@@ -1111,13 +2120,32 @@
           <w:color w:val="2C5F2D"/>
           <w:sz w:val="24"/>
         </w:rPr>
-        <w:t>Slide 16 — The Leader Feedback Round</w:t>
+        <w:t xml:space="preserve">   Three Questions, Carried Home</w:t>
+      </w:r>
+      <w:r>
+        <w:rPr>
+          <w:b/>
+          <w:color w:val="B45309"/>
+          <w:sz w:val="17"/>
+        </w:rPr>
+        <w:t xml:space="preserve">    CONTENT PRESENTER</w:t>
+      </w:r>
+      <w:r>
+        <w:rPr>
+          <w:b w:val="0"/>
+          <w:color w:val="7F7F7F"/>
+          <w:sz w:val="16"/>
+        </w:rPr>
+        <w:t xml:space="preserve">   · slide 16 of 19</w:t>
       </w:r>
     </w:p>
     <w:p>
       <w:pPr>
         <w:keepNext/>
-        <w:spacing w:after="40"/>
+        <w:pBdr>
+          <w:left w:val="double" w:sz="12" w:space="8" w:color="B45309"/>
+        </w:pBdr>
+        <w:spacing w:before="0" w:after="60"/>
       </w:pPr>
       <w:r>
         <w:rPr>
@@ -1125,12 +2153,30 @@
           <w:color w:val="6B8E3F"/>
           <w:sz w:val="18"/>
         </w:rPr>
-        <w:t>S6 · 8:24–8:28 · LEAD: BOTH LEADERS</w:t>
+        <w:t xml:space="preserve">S6 · 8:20–8:24 · </w:t>
+      </w:r>
+      <w:r>
+        <w:rPr>
+          <w:b/>
+          <w:color w:val="B45309"/>
+          <w:sz w:val="18"/>
+        </w:rPr>
+        <w:t>LEAD: CONTENT PRESENTER</w:t>
+      </w:r>
+      <w:r>
+        <w:rPr>
+          <w:b/>
+          <w:color w:val="6B8E3F"/>
+          <w:sz w:val="18"/>
+        </w:rPr>
       </w:r>
     </w:p>
     <w:p>
       <w:pPr>
-        <w:ind w:left="216"/>
+        <w:pBdr>
+          <w:left w:val="double" w:sz="12" w:space="8" w:color="B45309"/>
+        </w:pBdr>
+        <w:spacing w:before="0" w:after="20"/>
       </w:pPr>
       <w:r>
         <w:rPr>
@@ -1142,25 +2188,55 @@
     </w:p>
     <w:p>
       <w:pPr>
-        <w:ind w:left="216"/>
+        <w:pBdr>
+          <w:left w:val="double" w:sz="12" w:space="8" w:color="B45309"/>
+        </w:pBdr>
+        <w:spacing w:before="0" w:after="60"/>
       </w:pPr>
       <w:r>
-        <w:t>1. Your three things first; then the room's two questions; receive without defending — 'thank you.'</w:t>
+        <w:t>1. After the Examen: 'three questions ride home tonight — they are printed on your Road So Far sheet; no deadline, nothing to prepare. Just something to think on.'</w:t>
       </w:r>
     </w:p>
     <w:p>
       <w:pPr>
-        <w:ind w:left="216"/>
+        <w:pBdr>
+          <w:left w:val="double" w:sz="12" w:space="8" w:color="B45309"/>
+        </w:pBdr>
+        <w:spacing w:before="0" w:after="60"/>
       </w:pPr>
       <w:r>
-        <w:t>2. On a night this heavy, read the room — a quiet, brief running usually lands better than skipping: the leader asking 'what would you do differently?' minutes after everyone confessed is the same muscle the room just practiced.</w:t>
+        <w:t>2. Read the three slowly. Then the runway for the quiet ones: 'some of you think best in the quiet — that's why they go home two weeks.'</w:t>
       </w:r>
     </w:p>
     <w:p>
       <w:pPr>
+        <w:pBdr>
+          <w:left w:val="double" w:sz="12" w:space="8" w:color="B45309"/>
+        </w:pBdr>
+        <w:spacing w:before="0" w:after="60"/>
+      </w:pPr>
+      <w:r>
+        <w:t>3. Frame it as the round the room already knows, grown one size: the leader's questions, asked of all of us — about the group, never any one person. Next evening, we talk.</w:t>
+      </w:r>
+    </w:p>
+    <w:p>
+      <w:pPr>
         <w:keepNext/>
-        <w:spacing w:before="160" w:after="20"/>
-      </w:pPr>
+        <w:pBdr>
+          <w:left w:val="thickThinSmallGap" w:sz="24" w:space="8" w:color="6B3FA0"/>
+        </w:pBdr>
+        <w:shd w:val="clear" w:color="auto" w:fill="ECE3F5"/>
+        <w:spacing w:before="160" w:after="40"/>
+      </w:pPr>
+      <w:r>
+        <w:rPr>
+          <w:rFonts w:ascii="Cambria" w:hAnsi="Cambria"/>
+          <w:b/>
+          <w:color w:val="6B3FA0"/>
+          <w:sz w:val="30"/>
+        </w:rPr>
+        <w:t>96</w:t>
+      </w:r>
       <w:r>
         <w:rPr>
           <w:rFonts w:ascii="Cambria" w:hAnsi="Cambria"/>
@@ -1168,13 +2244,32 @@
           <w:color w:val="2C5F2D"/>
           <w:sz w:val="24"/>
         </w:rPr>
-        <w:t>Slide 17 — Closing the Container + Aaronic Blessing</w:t>
+        <w:t xml:space="preserve">   The Leader Feedback Round</w:t>
+      </w:r>
+      <w:r>
+        <w:rPr>
+          <w:b/>
+          <w:color w:val="6B3FA0"/>
+          <w:sz w:val="17"/>
+        </w:rPr>
+        <w:t xml:space="preserve">    BOTH LEADERS</w:t>
+      </w:r>
+      <w:r>
+        <w:rPr>
+          <w:b w:val="0"/>
+          <w:color w:val="7F7F7F"/>
+          <w:sz w:val="16"/>
+        </w:rPr>
+        <w:t xml:space="preserve">   · slide 17 of 19</w:t>
       </w:r>
     </w:p>
     <w:p>
       <w:pPr>
         <w:keepNext/>
-        <w:spacing w:after="40"/>
+        <w:pBdr>
+          <w:left w:val="thickThinSmallGap" w:sz="24" w:space="8" w:color="6B3FA0"/>
+        </w:pBdr>
+        <w:spacing w:before="0" w:after="60"/>
       </w:pPr>
       <w:r>
         <w:rPr>
@@ -1182,12 +2277,30 @@
           <w:color w:val="6B8E3F"/>
           <w:sz w:val="18"/>
         </w:rPr>
-        <w:t>S6 · 8:28–8:30 · LEAD: CONTAINER HOLDER</w:t>
+        <w:t xml:space="preserve">S6 · 8:24–8:28 · </w:t>
+      </w:r>
+      <w:r>
+        <w:rPr>
+          <w:b/>
+          <w:color w:val="6B3FA0"/>
+          <w:sz w:val="18"/>
+        </w:rPr>
+        <w:t>LEAD: BOTH LEADERS</w:t>
+      </w:r>
+      <w:r>
+        <w:rPr>
+          <w:b/>
+          <w:color w:val="6B8E3F"/>
+          <w:sz w:val="18"/>
+        </w:rPr>
       </w:r>
     </w:p>
     <w:p>
       <w:pPr>
-        <w:ind w:left="216"/>
+        <w:pBdr>
+          <w:left w:val="thickThinSmallGap" w:sz="24" w:space="8" w:color="6B3FA0"/>
+        </w:pBdr>
+        <w:spacing w:before="0" w:after="20"/>
       </w:pPr>
       <w:r>
         <w:rPr>
@@ -1199,48 +2312,44 @@
     </w:p>
     <w:p>
       <w:pPr>
-        <w:ind w:left="216"/>
+        <w:pBdr>
+          <w:left w:val="thickThinSmallGap" w:sz="24" w:space="8" w:color="6B3FA0"/>
+        </w:pBdr>
+        <w:spacing w:before="0" w:after="60"/>
       </w:pPr>
       <w:r>
-        <w:t>1. 'Today's container is heavier than usual. We hold it tighter than usual.' Nothing leaves the pair.</w:t>
+        <w:t>1. Your three things first; then the room's two questions; receive without defending — 'thank you.'</w:t>
       </w:r>
     </w:p>
     <w:p>
       <w:pPr>
-        <w:ind w:left="216"/>
+        <w:pBdr>
+          <w:left w:val="thickThinSmallGap" w:sz="24" w:space="8" w:color="6B3FA0"/>
+        </w:pBdr>
+        <w:spacing w:before="0" w:after="60"/>
       </w:pPr>
       <w:r>
-        <w:t>2. Name the follow-up door: email, text, knock — the team is here.</w:t>
+        <w:t>2. On a night this heavy, read the room — a quiet, brief running usually lands better than skipping: the leader asking 'what would you do differently?' minutes after everyone confessed is the same muscle the room just practiced.</w:t>
       </w:r>
     </w:p>
     <w:p>
       <w:pPr>
-        <w:ind w:left="216"/>
-      </w:pPr>
-      <w:r>
-        <w:t>3. Aaronic blessing. 'Go gently. Today closes the quarter — carry the Examen through the two weeks, and bring the three questions with you; next evening, we talk.'</w:t>
-      </w:r>
-    </w:p>
-    <w:p>
-      <w:pPr>
-        <w:ind w:left="216"/>
+        <w:keepNext/>
+        <w:pBdr>
+          <w:left w:val="single" w:sz="24" w:space="8" w:color="1F4E79"/>
+        </w:pBdr>
+        <w:shd w:val="clear" w:color="auto" w:fill="DEEAF6"/>
+        <w:spacing w:before="160" w:after="40"/>
       </w:pPr>
       <w:r>
         <w:rPr>
+          <w:rFonts w:ascii="Cambria" w:hAnsi="Cambria"/>
           <w:b/>
-          <w:color w:val="595959"/>
+          <w:color w:val="1F4E79"/>
+          <w:sz w:val="30"/>
         </w:rPr>
-        <w:t>CUES:</w:t>
+        <w:t>97</w:t>
       </w:r>
-      <w:r>
-        <w:t xml:space="preserve"> Do not pack up — stay accessible at least ten minutes; this night produces door conversations more than any other.</w:t>
-      </w:r>
-    </w:p>
-    <w:p>
-      <w:pPr>
-        <w:keepNext/>
-        <w:spacing w:before="160" w:after="20"/>
-      </w:pPr>
       <w:r>
         <w:rPr>
           <w:rFonts w:ascii="Cambria" w:hAnsi="Cambria"/>
@@ -1248,13 +2357,174 @@
           <w:color w:val="2C5F2D"/>
           <w:sz w:val="24"/>
         </w:rPr>
-        <w:t>Slide 18 — Quarter 2</w:t>
+        <w:t xml:space="preserve">   Closing the Container + Aaronic Blessing</w:t>
+      </w:r>
+      <w:r>
+        <w:rPr>
+          <w:b/>
+          <w:color w:val="1F4E79"/>
+          <w:sz w:val="17"/>
+        </w:rPr>
+        <w:t xml:space="preserve">    CONTAINER HOLDER</w:t>
+      </w:r>
+      <w:r>
+        <w:rPr>
+          <w:b w:val="0"/>
+          <w:color w:val="7F7F7F"/>
+          <w:sz w:val="16"/>
+        </w:rPr>
+        <w:t xml:space="preserve">   · slide 18 of 19</w:t>
       </w:r>
     </w:p>
     <w:p>
       <w:pPr>
         <w:keepNext/>
-        <w:spacing w:after="40"/>
+        <w:pBdr>
+          <w:left w:val="single" w:sz="24" w:space="8" w:color="1F4E79"/>
+        </w:pBdr>
+        <w:spacing w:before="0" w:after="60"/>
+      </w:pPr>
+      <w:r>
+        <w:rPr>
+          <w:b/>
+          <w:color w:val="6B8E3F"/>
+          <w:sz w:val="18"/>
+        </w:rPr>
+        <w:t xml:space="preserve">S6 · 8:28–8:30 · </w:t>
+      </w:r>
+      <w:r>
+        <w:rPr>
+          <w:b/>
+          <w:color w:val="1F4E79"/>
+          <w:sz w:val="18"/>
+        </w:rPr>
+        <w:t>LEAD: CONTAINER HOLDER</w:t>
+      </w:r>
+      <w:r>
+        <w:rPr>
+          <w:b/>
+          <w:color w:val="6B8E3F"/>
+          <w:sz w:val="18"/>
+        </w:rPr>
+      </w:r>
+    </w:p>
+    <w:p>
+      <w:pPr>
+        <w:pBdr>
+          <w:left w:val="single" w:sz="24" w:space="8" w:color="1F4E79"/>
+        </w:pBdr>
+        <w:spacing w:before="0" w:after="20"/>
+      </w:pPr>
+      <w:r>
+        <w:rPr>
+          <w:b/>
+          <w:color w:val="595959"/>
+        </w:rPr>
+        <w:t>BEATS:</w:t>
+      </w:r>
+    </w:p>
+    <w:p>
+      <w:pPr>
+        <w:pBdr>
+          <w:left w:val="single" w:sz="24" w:space="8" w:color="1F4E79"/>
+        </w:pBdr>
+        <w:spacing w:before="0" w:after="60"/>
+      </w:pPr>
+      <w:r>
+        <w:t>1. 'Today's container is heavier than usual. We hold it tighter than usual.' Nothing leaves the group.</w:t>
+      </w:r>
+    </w:p>
+    <w:p>
+      <w:pPr>
+        <w:pBdr>
+          <w:left w:val="single" w:sz="24" w:space="8" w:color="1F4E79"/>
+        </w:pBdr>
+        <w:spacing w:before="0" w:after="60"/>
+      </w:pPr>
+      <w:r>
+        <w:t>2. Name the follow-up door: email, text, knock — the team is here.</w:t>
+      </w:r>
+    </w:p>
+    <w:p>
+      <w:pPr>
+        <w:pBdr>
+          <w:left w:val="single" w:sz="24" w:space="8" w:color="1F4E79"/>
+        </w:pBdr>
+        <w:spacing w:before="0" w:after="60"/>
+      </w:pPr>
+      <w:r>
+        <w:t>3. Aaronic blessing. 'Go gently. Today closes the quarter — carry the Examen through the two weeks, and bring the three questions with you; next evening, we talk.'</w:t>
+      </w:r>
+    </w:p>
+    <w:p>
+      <w:pPr>
+        <w:pBdr>
+          <w:left w:val="single" w:sz="24" w:space="8" w:color="1F4E79"/>
+        </w:pBdr>
+        <w:spacing w:before="0" w:after="60"/>
+      </w:pPr>
+      <w:r>
+        <w:rPr>
+          <w:b/>
+          <w:color w:val="595959"/>
+        </w:rPr>
+        <w:t xml:space="preserve">CUES: </w:t>
+      </w:r>
+      <w:r>
+        <w:t>Do not pack up — stay accessible at least ten minutes; this night produces door conversations more than any other.</w:t>
+      </w:r>
+    </w:p>
+    <w:p>
+      <w:pPr>
+        <w:keepNext/>
+        <w:pBdr>
+          <w:left w:val="dotted" w:sz="24" w:space="8" w:color="8C8C8C"/>
+        </w:pBdr>
+        <w:shd w:val="clear" w:color="auto" w:fill="F0F0F0"/>
+        <w:spacing w:before="160" w:after="40"/>
+      </w:pPr>
+      <w:r>
+        <w:rPr>
+          <w:rFonts w:ascii="Cambria" w:hAnsi="Cambria"/>
+          <w:b/>
+          <w:color w:val="8C8C8C"/>
+          <w:sz w:val="30"/>
+        </w:rPr>
+        <w:t>98</w:t>
+      </w:r>
+      <w:r>
+        <w:rPr>
+          <w:rFonts w:ascii="Cambria" w:hAnsi="Cambria"/>
+          <w:b/>
+          <w:color w:val="2C5F2D"/>
+          <w:sz w:val="24"/>
+        </w:rPr>
+        <w:t xml:space="preserve">   Quarter 2</w:t>
+      </w:r>
+      <w:r>
+        <w:rPr>
+          <w:b/>
+          <w:color w:val="8C8C8C"/>
+          <w:sz w:val="17"/>
+        </w:rPr>
+        <w:t xml:space="preserve">    ON SCREEN</w:t>
+      </w:r>
+      <w:r>
+        <w:rPr>
+          <w:b w:val="0"/>
+          <w:color w:val="7F7F7F"/>
+          <w:sz w:val="16"/>
+        </w:rPr>
+        <w:t xml:space="preserve">   · slide 19 of 19</w:t>
+      </w:r>
+    </w:p>
+    <w:p>
+      <w:pPr>
+        <w:keepNext/>
+        <w:pBdr>
+          <w:left w:val="dotted" w:sz="24" w:space="8" w:color="8C8C8C"/>
+        </w:pBdr>
+        <w:spacing w:before="0" w:after="60"/>
       </w:pPr>
       <w:r>
         <w:rPr>
@@ -1267,15 +2537,18 @@
     </w:p>
     <w:p>
       <w:pPr>
-        <w:ind w:left="216"/>
+        <w:pBdr>
+          <w:left w:val="dotted" w:sz="24" w:space="8" w:color="8C8C8C"/>
+        </w:pBdr>
+        <w:spacing w:before="0" w:after="60"/>
       </w:pPr>
       <w:r>
-        <w:t>On screen as families arrive for the quarter's first evenings. Greet at the door — the slide holds the room.</w:t>
+        <w:t>On screen as families arrive for the quarter's first evening. Greet at the door — the slide holds the room.</w:t>
       </w:r>
     </w:p>
     <w:p>
       <w:pPr>
-        <w:spacing w:before="200"/>
+        <w:spacing w:before="200" w:after="0"/>
         <w:jc w:val="center"/>
       </w:pPr>
       <w:r>

--- a/_implementation-notes/evening-series/FotH Evening Session 6 Leader Notes DRAFT v1.docx
+++ b/_implementation-notes/evening-series/FotH Evening Session 6 Leader Notes DRAFT v1.docx
@@ -472,7 +472,7 @@
         <w:spacing w:before="0" w:after="60"/>
       </w:pPr>
       <w:r>
-        <w:t>1. Confession-and-restoration night — second-highest-risk after Weeks 3–4. Section 6 re-read beforehand; backup on call 6:30–11:00; tissues in every space.</w:t>
+        <w:t>1. Confession-and-restoration night — second-highest-risk after Weeks 3–4. Section 6 re-read beforehand; backup on call 6:30–11:00; tissues in every space; the Breakout Card printed, one per group and a spare.</w:t>
       </w:r>
     </w:p>
     <w:p>
@@ -1093,6 +1093,24 @@
           <w:b/>
           <w:color w:val="595959"/>
         </w:rPr>
+        <w:t xml:space="preserve">PRINT: </w:t>
+      </w:r>
+      <w:r>
+        <w:t>the Session 6 Breakout Card (Leader Notes folder) — one per group and a spare. It carries this slide, the form, the order and a sample blessing, so the groups have the three words in hand when they are away from the screen.</w:t>
+      </w:r>
+    </w:p>
+    <w:p>
+      <w:pPr>
+        <w:pBdr>
+          <w:left w:val="double" w:sz="12" w:space="8" w:color="B45309"/>
+        </w:pBdr>
+        <w:spacing w:before="0" w:after="60"/>
+      </w:pPr>
+      <w:r>
+        <w:rPr>
+          <w:b/>
+          <w:color w:val="595959"/>
+        </w:rPr>
         <w:t xml:space="preserve">CUES: </w:t>
       </w:r>
       <w:r>
@@ -1392,7 +1410,7 @@
         <w:spacing w:before="0" w:after="60"/>
       </w:pPr>
       <w:r>
-        <w:t>3. Name the groups and where each meets; pray and send.</w:t>
+        <w:t>3. Name the groups and where each meets; hand each group's holder a Breakout Card; pray and send.</w:t>
       </w:r>
     </w:p>
     <w:p>

--- a/_implementation-notes/evening-series/FotH Evening Session 6 Leader Notes DRAFT v1.docx
+++ b/_implementation-notes/evening-series/FotH Evening Session 6 Leader Notes DRAFT v1.docx
@@ -26,6 +26,26 @@
           <w:sz w:val="18"/>
         </w:rPr>
         <w:t>FotH Evening · the speaker notes, in hand — so the leading pair reads the room, not the screen. The big number on each block is the number in the corner of the screen; the colour is whose block it is. Built from the deck's own notes, so the two always agree.</w:t>
+      </w:r>
+    </w:p>
+    <w:p>
+      <w:pPr>
+        <w:spacing w:before="0" w:after="80"/>
+      </w:pPr>
+      <w:r>
+        <w:rPr>
+          <w:b/>
+          <w:color w:val="2C5F2D"/>
+          <w:sz w:val="18"/>
+        </w:rPr>
+        <w:t xml:space="preserve">Reading the numbers. </w:t>
+      </w:r>
+      <w:r>
+        <w:rPr>
+          <w:color w:val="595959"/>
+          <w:sz w:val="18"/>
+        </w:rPr>
+        <w:t>Match the big number on each block to the number in the bottom-right corner of the screen. This session is 81–98 in the series' one continuous numbering. The first slide, the series title, is “Title” here.</w:t>
       </w:r>
     </w:p>
     <w:p>

--- a/_implementation-notes/evening-series/FotH Evening Session 6 Leader Notes DRAFT v1.docx
+++ b/_implementation-notes/evening-series/FotH Evening Session 6 Leader Notes DRAFT v1.docx
@@ -2510,6 +2510,24 @@
       </w:r>
       <w:r>
         <w:t>Do not pack up — stay accessible at least ten minutes; this night produces door conversations more than any other.</w:t>
+      </w:r>
+    </w:p>
+    <w:p>
+      <w:pPr>
+        <w:pBdr>
+          <w:left w:val="single" w:sz="24" w:space="8" w:color="1F4E79"/>
+        </w:pBdr>
+        <w:spacing w:before="0" w:after="60"/>
+      </w:pPr>
+      <w:r>
+        <w:rPr>
+          <w:b/>
+          <w:color w:val="595959"/>
+        </w:rPr>
+        <w:t xml:space="preserve">BLESSINGS: </w:t>
+      </w:r>
+      <w:r>
+        <w:t>eyes on the person, not the screen — nothing to read; say what is on your heart for them, specific and short.</w:t>
       </w:r>
     </w:p>
     <w:p>

--- a/_implementation-notes/evening-series/FotH Evening Session 6 Leader Notes DRAFT v1.docx
+++ b/_implementation-notes/evening-series/FotH Evening Session 6 Leader Notes DRAFT v1.docx
@@ -13,7 +13,7 @@
           <w:color w:val="2C5F2D"/>
           <w:sz w:val="36"/>
         </w:rPr>
-        <w:t>Leader Notes — Session 6: Safe And Brave Together</w:t>
+        <w:t>Leader Notes — Evening 5: Safe And Brave Together</w:t>
       </w:r>
     </w:p>
     <w:p>
@@ -203,7 +203,7 @@
           <w:color w:val="2C5F2D"/>
           <w:sz w:val="24"/>
         </w:rPr>
-        <w:t xml:space="preserve">   SESSION 6</w:t>
+        <w:t xml:space="preserve">   EVENING 5</w:t>
       </w:r>
       <w:r>
         <w:rPr>
@@ -236,7 +236,7 @@
           <w:color w:val="6B8E3F"/>
           <w:sz w:val="18"/>
         </w:rPr>
-        <w:t>S6 · pre-session · DIVIDER</w:t>
+        <w:t>E5 · pre-session · DIVIDER</w:t>
       </w:r>
     </w:p>
     <w:p>
@@ -308,7 +308,7 @@
           <w:color w:val="6B8E3F"/>
           <w:sz w:val="18"/>
         </w:rPr>
-        <w:t xml:space="preserve">S6 · WELCOME · </w:t>
+        <w:t xml:space="preserve">E5 · WELCOME · </w:t>
       </w:r>
       <w:r>
         <w:rPr>
@@ -350,7 +350,7 @@
         <w:spacing w:before="0" w:after="60"/>
       </w:pPr>
       <w:r>
-        <w:t>1. Locate tonight on the map, plainly: Session 6 stands deeper in the second box — Connect with Others. Each connection makes the next one real (Matt. 22:37–40).</w:t>
+        <w:t>1. Locate tonight on the map, plainly: Evening 5 stands deeper in the second box — Connect with Others. Each connection makes the next one real (Matt. 22:37–40).</w:t>
       </w:r>
     </w:p>
     <w:p>
@@ -418,7 +418,7 @@
           <w:color w:val="2C5F2D"/>
           <w:sz w:val="24"/>
         </w:rPr>
-        <w:t xml:space="preserve">   Session 6 — Tonight’s Road</w:t>
+        <w:t xml:space="preserve">   Evening 5 — Tonight’s Road</w:t>
       </w:r>
       <w:r>
         <w:rPr>
@@ -451,7 +451,7 @@
           <w:color w:val="6B8E3F"/>
           <w:sz w:val="18"/>
         </w:rPr>
-        <w:t xml:space="preserve">S6 · 7:00–8:30 · </w:t>
+        <w:t xml:space="preserve">E5 · 7:00–8:30 · </w:t>
       </w:r>
       <w:r>
         <w:rPr>
@@ -492,7 +492,7 @@
         <w:spacing w:before="0" w:after="60"/>
       </w:pPr>
       <w:r>
-        <w:t>1. Confession-and-restoration night — second-highest-risk after Weeks 3–4. Section 6 re-read beforehand; backup on call 6:30–11:00; tissues in every space; the Breakout Card printed, one per group and a spare.</w:t>
+        <w:t>1. Confession-and-restoration night — second-highest-risk after Evening 3. Section 6 re-read beforehand; backup on call 6:30–11:00; tissues in every space; the Breakout Card printed, one per group and a spare.</w:t>
       </w:r>
     </w:p>
     <w:p>
@@ -593,7 +593,7 @@
           <w:color w:val="6B8E3F"/>
           <w:sz w:val="18"/>
         </w:rPr>
-        <w:t xml:space="preserve">S6 · 7:00–7:08 · </w:t>
+        <w:t xml:space="preserve">E5 · 7:00–7:08 · </w:t>
       </w:r>
       <w:r>
         <w:rPr>
@@ -713,7 +713,7 @@
           <w:color w:val="2C5F2D"/>
           <w:sz w:val="24"/>
         </w:rPr>
-        <w:t xml:space="preserve">   Week 5 Check-In</w:t>
+        <w:t xml:space="preserve">   Evening 4 Check-In</w:t>
       </w:r>
       <w:r>
         <w:rPr>
@@ -746,7 +746,7 @@
           <w:color w:val="6B8E3F"/>
           <w:sz w:val="18"/>
         </w:rPr>
-        <w:t xml:space="preserve">S6 · 7:08–7:25 · </w:t>
+        <w:t xml:space="preserve">E5 · 7:08–7:25 · </w:t>
       </w:r>
       <w:r>
         <w:rPr>
@@ -859,7 +859,7 @@
           <w:color w:val="6B8E3F"/>
           <w:sz w:val="18"/>
         </w:rPr>
-        <w:t xml:space="preserve">S6 · 7:25–7:31 · </w:t>
+        <w:t xml:space="preserve">E5 · 7:25–7:31 · </w:t>
       </w:r>
       <w:r>
         <w:rPr>
@@ -1001,7 +1001,7 @@
           <w:color w:val="6B8E3F"/>
           <w:sz w:val="18"/>
         </w:rPr>
-        <w:t xml:space="preserve">S6 · 7:31–7:37 · </w:t>
+        <w:t xml:space="preserve">E5 · 7:31–7:37 · </w:t>
       </w:r>
       <w:r>
         <w:rPr>
@@ -1116,7 +1116,7 @@
         <w:t xml:space="preserve">PRINT: </w:t>
       </w:r>
       <w:r>
-        <w:t>the Session 6 Breakout Card (Leader Notes folder) — one per group and a spare. It carries this slide, the form, the order and a sample blessing, so the groups have the three words in hand when they are away from the screen.</w:t>
+        <w:t>the Evening 5 Breakout Card (Leader Notes folder) — one per group and a spare. It carries this slide, the form, the order and a sample blessing, so the groups have the three words in hand when they are away from the screen.</w:t>
       </w:r>
     </w:p>
     <w:p>
@@ -1213,7 +1213,7 @@
           <w:color w:val="6B8E3F"/>
           <w:sz w:val="18"/>
         </w:rPr>
-        <w:t xml:space="preserve">S6 · 7:37–7:42 · </w:t>
+        <w:t xml:space="preserve">E5 · 7:37–7:42 · </w:t>
       </w:r>
       <w:r>
         <w:rPr>
@@ -1366,7 +1366,7 @@
           <w:color w:val="6B8E3F"/>
           <w:sz w:val="18"/>
         </w:rPr>
-        <w:t xml:space="preserve">S6 · 7:42–7:43 · </w:t>
+        <w:t xml:space="preserve">E5 · 7:42–7:43 · </w:t>
       </w:r>
       <w:r>
         <w:rPr>
@@ -1509,7 +1509,7 @@
           <w:color w:val="6B8E3F"/>
           <w:sz w:val="18"/>
         </w:rPr>
-        <w:t xml:space="preserve">S6 · 7:43–8:16 · </w:t>
+        <w:t xml:space="preserve">E5 · 7:43–8:16 · </w:t>
       </w:r>
       <w:r>
         <w:rPr>
@@ -1663,7 +1663,7 @@
           <w:color w:val="6B8E3F"/>
           <w:sz w:val="18"/>
         </w:rPr>
-        <w:t xml:space="preserve">S6 · 8:16–8:20 · </w:t>
+        <w:t xml:space="preserve">E5 · 8:16–8:20 · </w:t>
       </w:r>
       <w:r>
         <w:rPr>
@@ -1794,7 +1794,7 @@
           <w:color w:val="6B8E3F"/>
           <w:sz w:val="18"/>
         </w:rPr>
-        <w:t xml:space="preserve">S6 · 8:20–8:24 · </w:t>
+        <w:t xml:space="preserve">E5 · 8:20–8:24 · </w:t>
       </w:r>
       <w:r>
         <w:rPr>
@@ -1918,7 +1918,7 @@
           <w:color w:val="6B8E3F"/>
           <w:sz w:val="18"/>
         </w:rPr>
-        <w:t xml:space="preserve">S6 · COMMISSIONING · </w:t>
+        <w:t xml:space="preserve">E5 · COMMISSIONING · </w:t>
       </w:r>
       <w:r>
         <w:rPr>
@@ -2060,7 +2060,7 @@
           <w:color w:val="6B8E3F"/>
           <w:sz w:val="18"/>
         </w:rPr>
-        <w:t xml:space="preserve">S6 · COMMISSIONING · </w:t>
+        <w:t xml:space="preserve">E5 · COMMISSIONING · </w:t>
       </w:r>
       <w:r>
         <w:rPr>
@@ -2191,7 +2191,7 @@
           <w:color w:val="6B8E3F"/>
           <w:sz w:val="18"/>
         </w:rPr>
-        <w:t xml:space="preserve">S6 · 8:20–8:24 · </w:t>
+        <w:t xml:space="preserve">E5 · 8:20–8:24 · </w:t>
       </w:r>
       <w:r>
         <w:rPr>
@@ -2315,7 +2315,7 @@
           <w:color w:val="6B8E3F"/>
           <w:sz w:val="18"/>
         </w:rPr>
-        <w:t xml:space="preserve">S6 · 8:24–8:28 · </w:t>
+        <w:t xml:space="preserve">E5 · 8:24–8:28 · </w:t>
       </w:r>
       <w:r>
         <w:rPr>
@@ -2428,7 +2428,7 @@
           <w:color w:val="6B8E3F"/>
           <w:sz w:val="18"/>
         </w:rPr>
-        <w:t xml:space="preserve">S6 · 8:28–8:30 · </w:t>
+        <w:t xml:space="preserve">E5 · 8:28–8:30 · </w:t>
       </w:r>
       <w:r>
         <w:rPr>
@@ -2617,6 +2617,8 @@
       </w:r>
     </w:p>
     <w:sectPr>
+      <w:headerReference w:type="default" r:id="rId9"/>
+      <w:footerReference w:type="default" r:id="rId10"/>
       <w:pgSz w:w="12240" w:h="15840"/>
       <w:pgMar w:top="1008" w:right="1152" w:bottom="1008" w:left="1152" w:header="720" w:footer="720" w:gutter="0"/>
       <w:cols w:space="720"/>
@@ -2624,6 +2626,26 @@
     </w:sectPr>
   </w:body>
 </w:document>
+</file>
+
+<file path=word/footer1.xml><?xml version="1.0" encoding="utf-8"?>
+<w:ftr xmlns:m="http://schemas.openxmlformats.org/officeDocument/2006/math" xmlns:mc="http://schemas.openxmlformats.org/markup-compatibility/2006" xmlns:mo="http://schemas.microsoft.com/office/mac/office/2008/main" xmlns:mv="urn:schemas-microsoft-com:mac:vml" xmlns:o="urn:schemas-microsoft-com:office:office" xmlns:r="http://schemas.openxmlformats.org/officeDocument/2006/relationships" xmlns:v="urn:schemas-microsoft-com:vml" xmlns:w10="urn:schemas-microsoft-com:office:word" xmlns:w14="http://schemas.microsoft.com/office/word/2010/wordml" xmlns:w="http://schemas.openxmlformats.org/wordprocessingml/2006/main" xmlns:wne="http://schemas.microsoft.com/office/word/2006/wordml" xmlns:wp14="http://schemas.microsoft.com/office/word/2010/wordprocessingDrawing" xmlns:wp="http://schemas.openxmlformats.org/drawingml/2006/wordprocessingDrawing" xmlns:wpc="http://schemas.microsoft.com/office/word/2010/wordprocessingCanvas" xmlns:wpg="http://schemas.microsoft.com/office/word/2010/wordprocessingGroup" xmlns:wpi="http://schemas.microsoft.com/office/word/2010/wordprocessingInk" xmlns:wps="http://schemas.microsoft.com/office/word/2010/wordprocessingShape" mc:Ignorable="w14 wp14">
+  <w:p>
+    <w:pPr>
+      <w:pStyle w:val="Footer"/>
+    </w:pPr>
+  </w:p>
+</w:ftr>
+</file>
+
+<file path=word/header1.xml><?xml version="1.0" encoding="utf-8"?>
+<w:hdr xmlns:m="http://schemas.openxmlformats.org/officeDocument/2006/math" xmlns:mc="http://schemas.openxmlformats.org/markup-compatibility/2006" xmlns:mo="http://schemas.microsoft.com/office/mac/office/2008/main" xmlns:mv="urn:schemas-microsoft-com:mac:vml" xmlns:o="urn:schemas-microsoft-com:office:office" xmlns:r="http://schemas.openxmlformats.org/officeDocument/2006/relationships" xmlns:v="urn:schemas-microsoft-com:vml" xmlns:w10="urn:schemas-microsoft-com:office:word" xmlns:w14="http://schemas.microsoft.com/office/word/2010/wordml" xmlns:w="http://schemas.openxmlformats.org/wordprocessingml/2006/main" xmlns:wne="http://schemas.microsoft.com/office/word/2006/wordml" xmlns:wp14="http://schemas.microsoft.com/office/word/2010/wordprocessingDrawing" xmlns:wp="http://schemas.openxmlformats.org/drawingml/2006/wordprocessingDrawing" xmlns:wpc="http://schemas.microsoft.com/office/word/2010/wordprocessingCanvas" xmlns:wpg="http://schemas.microsoft.com/office/word/2010/wordprocessingGroup" xmlns:wpi="http://schemas.microsoft.com/office/word/2010/wordprocessingInk" xmlns:wps="http://schemas.microsoft.com/office/word/2010/wordprocessingShape" mc:Ignorable="w14 wp14">
+  <w:p>
+    <w:pPr>
+      <w:pStyle w:val="Header"/>
+    </w:pPr>
+  </w:p>
+</w:hdr>
 </file>
 
 <file path=word/numbering.xml><?xml version="1.0" encoding="utf-8"?>
